--- a/Notes/RunningNotes/Algorithms.docx
+++ b/Notes/RunningNotes/Algorithms.docx
@@ -1,6 +1,6 @@
 
 <file path=word/document.xml><?xml version="1.0" encoding="utf-8"?>
-<w:document xmlns:wpc="http://schemas.microsoft.com/office/word/2010/wordprocessingCanvas" xmlns:cx="http://schemas.microsoft.com/office/drawing/2014/chartex" xmlns:cx1="http://schemas.microsoft.com/office/drawing/2015/9/8/chartex" xmlns:cx2="http://schemas.microsoft.com/office/drawing/2015/10/21/chartex" xmlns:cx3="http://schemas.microsoft.com/office/drawing/2016/5/9/chartex" xmlns:cx4="http://schemas.microsoft.com/office/drawing/2016/5/10/chartex" xmlns:cx5="http://schemas.microsoft.com/office/drawing/2016/5/11/chartex" xmlns:cx6="http://schemas.microsoft.com/office/drawing/2016/5/12/chartex" xmlns:cx7="http://schemas.microsoft.com/office/drawing/2016/5/13/chartex" xmlns:cx8="http://schemas.microsoft.com/office/drawing/2016/5/14/chartex" xmlns:mc="http://schemas.openxmlformats.org/markup-compatibility/2006" xmlns:aink="http://schemas.microsoft.com/office/drawing/2016/ink" xmlns:am3d="http://schemas.microsoft.com/office/drawing/2017/model3d" xmlns:o="urn:schemas-microsoft-com:office:office" xmlns:oel="http://schemas.microsoft.com/office/2019/extlst" xmlns:r="http://schemas.openxmlformats.org/officeDocument/2006/relationships" xmlns:m="http://schemas.openxmlformats.org/officeDocument/2006/math" xmlns:v="urn:schemas-microsoft-com:vml" xmlns:wp14="http://schemas.microsoft.com/office/word/2010/wordprocessingDrawing" xmlns:wp="http://schemas.openxmlformats.org/drawingml/2006/wordprocessingDrawing" xmlns:w10="urn:schemas-microsoft-com:office:word" xmlns:w="http://schemas.openxmlformats.org/wordprocessingml/2006/main" xmlns:w14="http://schemas.microsoft.com/office/word/2010/wordml" xmlns:w15="http://schemas.microsoft.com/office/word/2012/wordml" xmlns:w16cex="http://schemas.microsoft.com/office/word/2018/wordml/cex" xmlns:w16cid="http://schemas.microsoft.com/office/word/2016/wordml/cid" xmlns:w16="http://schemas.microsoft.com/office/word/2018/wordml" xmlns:w16sdtdh="http://schemas.microsoft.com/office/word/2020/wordml/sdtdatahash" xmlns:w16se="http://schemas.microsoft.com/office/word/2015/wordml/symex" xmlns:wpg="http://schemas.microsoft.com/office/word/2010/wordprocessingGroup" xmlns:wpi="http://schemas.microsoft.com/office/word/2010/wordprocessingInk" xmlns:wne="http://schemas.microsoft.com/office/word/2006/wordml" xmlns:wps="http://schemas.microsoft.com/office/word/2010/wordprocessingShape" mc:Ignorable="w14 w15 w16se w16cid w16 w16cex w16sdtdh wp14">
+<w:document xmlns:wpc="http://schemas.microsoft.com/office/word/2010/wordprocessingCanvas" xmlns:cx="http://schemas.microsoft.com/office/drawing/2014/chartex" xmlns:cx1="http://schemas.microsoft.com/office/drawing/2015/9/8/chartex" xmlns:cx2="http://schemas.microsoft.com/office/drawing/2015/10/21/chartex" xmlns:cx3="http://schemas.microsoft.com/office/drawing/2016/5/9/chartex" xmlns:cx4="http://schemas.microsoft.com/office/drawing/2016/5/10/chartex" xmlns:cx5="http://schemas.microsoft.com/office/drawing/2016/5/11/chartex" xmlns:cx6="http://schemas.microsoft.com/office/drawing/2016/5/12/chartex" xmlns:cx7="http://schemas.microsoft.com/office/drawing/2016/5/13/chartex" xmlns:cx8="http://schemas.microsoft.com/office/drawing/2016/5/14/chartex" xmlns:mc="http://schemas.openxmlformats.org/markup-compatibility/2006" xmlns:aink="http://schemas.microsoft.com/office/drawing/2016/ink" xmlns:am3d="http://schemas.microsoft.com/office/drawing/2017/model3d" xmlns:o="urn:schemas-microsoft-com:office:office" xmlns:oel="http://schemas.microsoft.com/office/2019/extlst" xmlns:r="http://schemas.openxmlformats.org/officeDocument/2006/relationships" xmlns:m="http://schemas.openxmlformats.org/officeDocument/2006/math" xmlns:v="urn:schemas-microsoft-com:vml" xmlns:wp14="http://schemas.microsoft.com/office/word/2010/wordprocessingDrawing" xmlns:wp="http://schemas.openxmlformats.org/drawingml/2006/wordprocessingDrawing" xmlns:w10="urn:schemas-microsoft-com:office:word" xmlns:w="http://schemas.openxmlformats.org/wordprocessingml/2006/main" xmlns:w14="http://schemas.microsoft.com/office/word/2010/wordml" xmlns:w15="http://schemas.microsoft.com/office/word/2012/wordml" xmlns:w16cex="http://schemas.microsoft.com/office/word/2018/wordml/cex" xmlns:w16cid="http://schemas.microsoft.com/office/word/2016/wordml/cid" xmlns:w16="http://schemas.microsoft.com/office/word/2018/wordml" xmlns:w16du="http://schemas.microsoft.com/office/word/2023/wordml/word16du" xmlns:w16sdtdh="http://schemas.microsoft.com/office/word/2020/wordml/sdtdatahash" xmlns:w16sdtfl="http://schemas.microsoft.com/office/word/2024/wordml/sdtformatlock" xmlns:w16se="http://schemas.microsoft.com/office/word/2015/wordml/symex" xmlns:wpg="http://schemas.microsoft.com/office/word/2010/wordprocessingGroup" xmlns:wpi="http://schemas.microsoft.com/office/word/2010/wordprocessingInk" xmlns:wne="http://schemas.microsoft.com/office/word/2006/wordml" xmlns:wps="http://schemas.microsoft.com/office/word/2010/wordprocessingShape" mc:Ignorable="w14 w15 w16se w16cid w16 w16cex w16sdtdh w16sdtfl w16du wp14">
   <w:body>
     <w:p>
       <w:pPr>
@@ -69,21 +69,21 @@
         <w:rPr>
           <w:rFonts w:ascii="Courier New" w:hAnsi="Courier New" w:cs="Courier New"/>
         </w:rPr>
-        <w:t xml:space="preserve">    </w:t>
+        <w:t xml:space="preserve">    Eg - Binary Search needs </w:t>
       </w:r>
       <w:proofErr w:type="spellStart"/>
       <w:r>
         <w:rPr>
           <w:rFonts w:ascii="Courier New" w:hAnsi="Courier New" w:cs="Courier New"/>
         </w:rPr>
-        <w:t>Eg</w:t>
+        <w:t>logn</w:t>
       </w:r>
       <w:proofErr w:type="spellEnd"/>
       <w:r>
         <w:rPr>
           <w:rFonts w:ascii="Courier New" w:hAnsi="Courier New" w:cs="Courier New"/>
         </w:rPr>
-        <w:t xml:space="preserve"> - Binary Search needs </w:t>
+        <w:t xml:space="preserve"> operations to search n items, 2^x=n, x= </w:t>
       </w:r>
       <w:proofErr w:type="spellStart"/>
       <w:r>
@@ -97,44 +97,30 @@
         <w:rPr>
           <w:rFonts w:ascii="Courier New" w:hAnsi="Courier New" w:cs="Courier New"/>
         </w:rPr>
-        <w:t xml:space="preserve"> operations to search n items, 2^x=n, x= </w:t>
+        <w:t xml:space="preserve"> to the base2</w:t>
+      </w:r>
+    </w:p>
+    <w:p>
+      <w:pPr>
+        <w:pStyle w:val="PlainText"/>
+        <w:rPr>
+          <w:rFonts w:ascii="Courier New" w:hAnsi="Courier New" w:cs="Courier New"/>
+        </w:rPr>
+      </w:pPr>
+      <w:r>
+        <w:rPr>
+          <w:rFonts w:ascii="Courier New" w:hAnsi="Courier New" w:cs="Courier New"/>
+        </w:rPr>
+        <w:t xml:space="preserve">       - running time --&gt; </w:t>
       </w:r>
       <w:proofErr w:type="spellStart"/>
       <w:r>
         <w:rPr>
           <w:rFonts w:ascii="Courier New" w:hAnsi="Courier New" w:cs="Courier New"/>
         </w:rPr>
-        <w:t>logn</w:t>
+        <w:t>Ologn</w:t>
       </w:r>
       <w:proofErr w:type="spellEnd"/>
-      <w:r>
-        <w:rPr>
-          <w:rFonts w:ascii="Courier New" w:hAnsi="Courier New" w:cs="Courier New"/>
-        </w:rPr>
-        <w:t xml:space="preserve"> to the base2</w:t>
-      </w:r>
-    </w:p>
-    <w:p>
-      <w:pPr>
-        <w:pStyle w:val="PlainText"/>
-        <w:rPr>
-          <w:rFonts w:ascii="Courier New" w:hAnsi="Courier New" w:cs="Courier New"/>
-        </w:rPr>
-      </w:pPr>
-      <w:r>
-        <w:rPr>
-          <w:rFonts w:ascii="Courier New" w:hAnsi="Courier New" w:cs="Courier New"/>
-        </w:rPr>
-        <w:t xml:space="preserve">       - running time --&gt; </w:t>
-      </w:r>
-      <w:proofErr w:type="spellStart"/>
-      <w:r>
-        <w:rPr>
-          <w:rFonts w:ascii="Courier New" w:hAnsi="Courier New" w:cs="Courier New"/>
-        </w:rPr>
-        <w:t>Ologn</w:t>
-      </w:r>
-      <w:proofErr w:type="spellEnd"/>
     </w:p>
     <w:p>
       <w:pPr>
@@ -161,21 +147,7 @@
         <w:rPr>
           <w:rFonts w:ascii="Courier New" w:hAnsi="Courier New" w:cs="Courier New"/>
         </w:rPr>
-        <w:t xml:space="preserve">    </w:t>
-      </w:r>
-      <w:proofErr w:type="spellStart"/>
-      <w:r>
-        <w:rPr>
-          <w:rFonts w:ascii="Courier New" w:hAnsi="Courier New" w:cs="Courier New"/>
-        </w:rPr>
-        <w:t>Eg</w:t>
-      </w:r>
-      <w:proofErr w:type="spellEnd"/>
-      <w:r>
-        <w:rPr>
-          <w:rFonts w:ascii="Courier New" w:hAnsi="Courier New" w:cs="Courier New"/>
-        </w:rPr>
-        <w:t xml:space="preserve"> - Binary search can never be slower than </w:t>
+        <w:t xml:space="preserve">    Eg - Binary search can never be slower than </w:t>
       </w:r>
       <w:proofErr w:type="spellStart"/>
       <w:r>
@@ -942,6 +914,313 @@
         <w:t xml:space="preserve"> </w:t>
       </w:r>
     </w:p>
+    <w:p>
+      <w:pPr>
+        <w:pStyle w:val="PlainText"/>
+        <w:rPr>
+          <w:rFonts w:ascii="Courier New" w:hAnsi="Courier New" w:cs="Courier New"/>
+        </w:rPr>
+      </w:pPr>
+    </w:p>
+    <w:p>
+      <w:pPr>
+        <w:pStyle w:val="PlainText"/>
+        <w:rPr>
+          <w:rFonts w:ascii="Courier New" w:hAnsi="Courier New" w:cs="Courier New"/>
+        </w:rPr>
+      </w:pPr>
+    </w:p>
+    <w:p>
+      <w:pPr>
+        <w:pStyle w:val="Heading1"/>
+      </w:pPr>
+      <w:r>
+        <w:t>Resources:</w:t>
+      </w:r>
+    </w:p>
+    <w:p>
+      <w:pPr>
+        <w:pStyle w:val="PlainText"/>
+        <w:rPr>
+          <w:rFonts w:ascii="Courier New" w:hAnsi="Courier New" w:cs="Courier New"/>
+        </w:rPr>
+      </w:pPr>
+      <w:r>
+        <w:rPr>
+          <w:rFonts w:ascii="Courier New" w:hAnsi="Courier New" w:cs="Courier New"/>
+        </w:rPr>
+        <w:t>https://www.algoexpert.io/questions</w:t>
+      </w:r>
+    </w:p>
+    <w:p>
+      <w:pPr>
+        <w:pStyle w:val="PlainText"/>
+        <w:rPr>
+          <w:rFonts w:ascii="Courier New" w:hAnsi="Courier New" w:cs="Courier New"/>
+        </w:rPr>
+      </w:pPr>
+      <w:r>
+        <w:rPr>
+          <w:rFonts w:ascii="Courier New" w:hAnsi="Courier New" w:cs="Courier New"/>
+        </w:rPr>
+        <w:t>https://www.geeksforgeeks.org/top-20-dynamic-programming-interview-questions/</w:t>
+      </w:r>
+    </w:p>
+    <w:p>
+      <w:pPr>
+        <w:pStyle w:val="PlainText"/>
+        <w:rPr>
+          <w:rFonts w:ascii="Courier New" w:hAnsi="Courier New" w:cs="Courier New"/>
+        </w:rPr>
+      </w:pPr>
+      <w:r>
+        <w:rPr>
+          <w:rFonts w:ascii="Courier New" w:hAnsi="Courier New" w:cs="Courier New"/>
+        </w:rPr>
+        <w:t>https://www.geeksforgeeks.org/category/bit-magic/</w:t>
+      </w:r>
+    </w:p>
+    <w:p>
+      <w:pPr>
+        <w:pStyle w:val="PlainText"/>
+        <w:rPr>
+          <w:rFonts w:ascii="Courier New" w:hAnsi="Courier New" w:cs="Courier New"/>
+        </w:rPr>
+      </w:pPr>
+      <w:r>
+        <w:rPr>
+          <w:rFonts w:ascii="Courier New" w:hAnsi="Courier New" w:cs="Courier New"/>
+        </w:rPr>
+        <w:t>https://www.geeksforgeeks.org/bitwise-algorithms/</w:t>
+      </w:r>
+    </w:p>
+    <w:p>
+      <w:pPr>
+        <w:pStyle w:val="PlainText"/>
+        <w:rPr>
+          <w:rFonts w:ascii="Courier New" w:hAnsi="Courier New" w:cs="Courier New"/>
+        </w:rPr>
+      </w:pPr>
+      <w:r>
+        <w:rPr>
+          <w:rFonts w:ascii="Courier New" w:hAnsi="Courier New" w:cs="Courier New"/>
+        </w:rPr>
+        <w:t>https://massivealgorithms.blogspot.com/search/label/LeetCode</w:t>
+      </w:r>
+    </w:p>
+    <w:p>
+      <w:pPr>
+        <w:pStyle w:val="PlainText"/>
+        <w:rPr>
+          <w:rFonts w:ascii="Courier New" w:hAnsi="Courier New" w:cs="Courier New"/>
+        </w:rPr>
+      </w:pPr>
+    </w:p>
+    <w:p>
+      <w:pPr>
+        <w:pStyle w:val="PlainText"/>
+        <w:rPr>
+          <w:rFonts w:ascii="Courier New" w:hAnsi="Courier New" w:cs="Courier New"/>
+        </w:rPr>
+      </w:pPr>
+      <w:r>
+        <w:rPr>
+          <w:rFonts w:ascii="Courier New" w:hAnsi="Courier New" w:cs="Courier New"/>
+        </w:rPr>
+        <w:t>https://www.coursera.org/instructor/~250165</w:t>
+      </w:r>
+    </w:p>
+    <w:p>
+      <w:pPr>
+        <w:pStyle w:val="PlainText"/>
+        <w:rPr>
+          <w:rFonts w:ascii="Courier New" w:hAnsi="Courier New" w:cs="Courier New"/>
+        </w:rPr>
+      </w:pPr>
+      <w:r>
+        <w:rPr>
+          <w:rFonts w:ascii="Courier New" w:hAnsi="Courier New" w:cs="Courier New"/>
+        </w:rPr>
+        <w:t>Robert Sedgewick</w:t>
+      </w:r>
+    </w:p>
+    <w:p>
+      <w:pPr>
+        <w:pStyle w:val="PlainText"/>
+        <w:rPr>
+          <w:rFonts w:ascii="Courier New" w:hAnsi="Courier New" w:cs="Courier New"/>
+        </w:rPr>
+      </w:pPr>
+      <w:r>
+        <w:rPr>
+          <w:rFonts w:ascii="Courier New" w:hAnsi="Courier New" w:cs="Courier New"/>
+        </w:rPr>
+        <w:t>Books:</w:t>
+      </w:r>
+    </w:p>
+    <w:p>
+      <w:pPr>
+        <w:pStyle w:val="PlainText"/>
+        <w:rPr>
+          <w:rFonts w:ascii="Courier New" w:hAnsi="Courier New" w:cs="Courier New"/>
+        </w:rPr>
+      </w:pPr>
+      <w:r>
+        <w:rPr>
+          <w:rFonts w:ascii="Courier New" w:hAnsi="Courier New" w:cs="Courier New"/>
+        </w:rPr>
+        <w:lastRenderedPageBreak/>
+        <w:t>https://doc.lagout.org/science/0_Computer%20Science/2_Algorithms/Essential%20Algorithms_%20A%20Practical%20Approach%20to%20Computer%20Algorithms%20%5BStephens%202013-08-12%5D.pdf</w:t>
+      </w:r>
+    </w:p>
+    <w:p>
+      <w:pPr>
+        <w:pStyle w:val="PlainText"/>
+        <w:rPr>
+          <w:rFonts w:ascii="Courier New" w:hAnsi="Courier New" w:cs="Courier New"/>
+        </w:rPr>
+      </w:pPr>
+    </w:p>
+    <w:p>
+      <w:pPr>
+        <w:pStyle w:val="PlainText"/>
+        <w:rPr>
+          <w:rFonts w:ascii="Courier New" w:hAnsi="Courier New" w:cs="Courier New"/>
+        </w:rPr>
+      </w:pPr>
+      <w:r>
+        <w:rPr>
+          <w:rFonts w:ascii="Courier New" w:hAnsi="Courier New" w:cs="Courier New"/>
+        </w:rPr>
+        <w:t>https://javascript.plainenglish.io/reducing-complexities-with-sliding-window-algorithm-6fc3fb083abf</w:t>
+      </w:r>
+    </w:p>
+    <w:p>
+      <w:pPr>
+        <w:pStyle w:val="PlainText"/>
+        <w:rPr>
+          <w:rFonts w:ascii="Courier New" w:hAnsi="Courier New" w:cs="Courier New"/>
+        </w:rPr>
+      </w:pPr>
+      <w:r>
+        <w:rPr>
+          <w:rFonts w:ascii="Courier New" w:hAnsi="Courier New" w:cs="Courier New"/>
+        </w:rPr>
+        <w:t>LRU Cache</w:t>
+      </w:r>
+    </w:p>
+    <w:p>
+      <w:pPr>
+        <w:pStyle w:val="PlainText"/>
+        <w:rPr>
+          <w:rFonts w:ascii="Courier New" w:hAnsi="Courier New" w:cs="Courier New"/>
+        </w:rPr>
+      </w:pPr>
+      <w:r>
+        <w:rPr>
+          <w:rFonts w:ascii="Courier New" w:hAnsi="Courier New" w:cs="Courier New"/>
+        </w:rPr>
+        <w:t>https://www.interviewcake.com/concept/java/lru-cache</w:t>
+      </w:r>
+    </w:p>
+    <w:p>
+      <w:pPr>
+        <w:pStyle w:val="PlainText"/>
+        <w:rPr>
+          <w:rFonts w:ascii="Courier New" w:hAnsi="Courier New" w:cs="Courier New"/>
+        </w:rPr>
+      </w:pPr>
+      <w:r>
+        <w:rPr>
+          <w:rFonts w:ascii="Courier New" w:hAnsi="Courier New" w:cs="Courier New"/>
+        </w:rPr>
+        <w:t>https://www.programiz.com/dsa/avl-tree</w:t>
+      </w:r>
+    </w:p>
+    <w:p>
+      <w:pPr>
+        <w:pStyle w:val="PlainText"/>
+        <w:rPr>
+          <w:rFonts w:ascii="Courier New" w:hAnsi="Courier New" w:cs="Courier New"/>
+        </w:rPr>
+      </w:pPr>
+      <w:r>
+        <w:rPr>
+          <w:rFonts w:ascii="Courier New" w:hAnsi="Courier New" w:cs="Courier New"/>
+        </w:rPr>
+        <w:t>https://afteracademy.com/blog/heap-building-and-heap-sort</w:t>
+      </w:r>
+    </w:p>
+    <w:p>
+      <w:pPr>
+        <w:pStyle w:val="PlainText"/>
+        <w:rPr>
+          <w:rFonts w:ascii="Courier New" w:hAnsi="Courier New" w:cs="Courier New"/>
+        </w:rPr>
+      </w:pPr>
+      <w:r>
+        <w:rPr>
+          <w:rFonts w:ascii="Courier New" w:hAnsi="Courier New" w:cs="Courier New"/>
+        </w:rPr>
+        <w:t>http://www.liacs.nl/~deutz/DS/september28.pdf</w:t>
+      </w:r>
+    </w:p>
+    <w:p>
+      <w:pPr>
+        <w:pStyle w:val="PlainText"/>
+        <w:rPr>
+          <w:rFonts w:ascii="Courier New" w:hAnsi="Courier New" w:cs="Courier New"/>
+        </w:rPr>
+      </w:pPr>
+      <w:r>
+        <w:rPr>
+          <w:rFonts w:ascii="Courier New" w:hAnsi="Courier New" w:cs="Courier New"/>
+        </w:rPr>
+        <w:t>https://igotanoffer.com/blogs/tech/latency-throughput-availability-system-design-interview - Go to Learn Concepts section</w:t>
+      </w:r>
+    </w:p>
+    <w:p>
+      <w:pPr>
+        <w:pStyle w:val="PlainText"/>
+        <w:rPr>
+          <w:rFonts w:ascii="Courier New" w:hAnsi="Courier New" w:cs="Courier New"/>
+        </w:rPr>
+      </w:pPr>
+      <w:r>
+        <w:rPr>
+          <w:rFonts w:ascii="Courier New" w:hAnsi="Courier New" w:cs="Courier New"/>
+        </w:rPr>
+        <w:t>https://github.com/donnemartin/system-design-primer/blob/master/solutions/system_design/scaling_aws/README.md</w:t>
+      </w:r>
+    </w:p>
+    <w:p>
+      <w:pPr>
+        <w:pStyle w:val="PlainText"/>
+        <w:rPr>
+          <w:rFonts w:ascii="Courier New" w:hAnsi="Courier New" w:cs="Courier New"/>
+        </w:rPr>
+      </w:pPr>
+      <w:r>
+        <w:rPr>
+          <w:rFonts w:ascii="Courier New" w:hAnsi="Courier New" w:cs="Courier New"/>
+        </w:rPr>
+        <w:t xml:space="preserve">            </w:t>
+      </w:r>
+    </w:p>
+    <w:p>
+      <w:pPr>
+        <w:pStyle w:val="PlainText"/>
+        <w:rPr>
+          <w:rFonts w:ascii="Courier New" w:hAnsi="Courier New" w:cs="Courier New"/>
+        </w:rPr>
+      </w:pPr>
+      <w:r>
+        <w:rPr>
+          <w:rFonts w:ascii="Courier New" w:hAnsi="Courier New" w:cs="Courier New"/>
+        </w:rPr>
+        <w:t>https://hackernoon.com/14-patterns-to-ace-any-coding-interview-question-c5bb3357f6ed</w:t>
+      </w:r>
+    </w:p>
     <w:sectPr>
       <w:pgSz w:w="11906" w:h="16838"/>
       <w:pgMar w:top="1440" w:right="1335" w:bottom="1440" w:left="1334" w:header="708" w:footer="708" w:gutter="0"/>
@@ -953,7 +1232,7 @@
 </file>
 
 <file path=word/styles.xml><?xml version="1.0" encoding="utf-8"?>
-<w:styles xmlns:mc="http://schemas.openxmlformats.org/markup-compatibility/2006" xmlns:r="http://schemas.openxmlformats.org/officeDocument/2006/relationships" xmlns:w="http://schemas.openxmlformats.org/wordprocessingml/2006/main" xmlns:w14="http://schemas.microsoft.com/office/word/2010/wordml" xmlns:w15="http://schemas.microsoft.com/office/word/2012/wordml" xmlns:w16cex="http://schemas.microsoft.com/office/word/2018/wordml/cex" xmlns:w16cid="http://schemas.microsoft.com/office/word/2016/wordml/cid" xmlns:w16="http://schemas.microsoft.com/office/word/2018/wordml" xmlns:w16sdtdh="http://schemas.microsoft.com/office/word/2020/wordml/sdtdatahash" xmlns:w16se="http://schemas.microsoft.com/office/word/2015/wordml/symex" mc:Ignorable="w14 w15 w16se w16cid w16 w16cex w16sdtdh">
+<w:styles xmlns:mc="http://schemas.openxmlformats.org/markup-compatibility/2006" xmlns:r="http://schemas.openxmlformats.org/officeDocument/2006/relationships" xmlns:w="http://schemas.openxmlformats.org/wordprocessingml/2006/main" xmlns:w14="http://schemas.microsoft.com/office/word/2010/wordml" xmlns:w15="http://schemas.microsoft.com/office/word/2012/wordml" xmlns:w16cex="http://schemas.microsoft.com/office/word/2018/wordml/cex" xmlns:w16cid="http://schemas.microsoft.com/office/word/2016/wordml/cid" xmlns:w16="http://schemas.microsoft.com/office/word/2018/wordml" xmlns:w16du="http://schemas.microsoft.com/office/word/2023/wordml/word16du" xmlns:w16sdtdh="http://schemas.microsoft.com/office/word/2020/wordml/sdtdatahash" xmlns:w16sdtfl="http://schemas.microsoft.com/office/word/2024/wordml/sdtformatlock" xmlns:w16se="http://schemas.microsoft.com/office/word/2015/wordml/symex" mc:Ignorable="w14 w15 w16se w16cid w16 w16cex w16sdtdh w16sdtfl w16du">
   <w:docDefaults>
     <w:rPrDefault>
       <w:rPr>
@@ -1347,6 +1626,27 @@
     <w:name w:val="Normal"/>
     <w:qFormat/>
   </w:style>
+  <w:style w:type="paragraph" w:styleId="Heading1">
+    <w:name w:val="heading 1"/>
+    <w:basedOn w:val="Normal"/>
+    <w:next w:val="Normal"/>
+    <w:link w:val="Heading1Char"/>
+    <w:uiPriority w:val="9"/>
+    <w:qFormat/>
+    <w:rsid w:val="003C4D7A"/>
+    <w:pPr>
+      <w:keepNext/>
+      <w:keepLines/>
+      <w:spacing w:before="240"/>
+      <w:outlineLvl w:val="0"/>
+    </w:pPr>
+    <w:rPr>
+      <w:rFonts w:asciiTheme="majorHAnsi" w:eastAsiaTheme="majorEastAsia" w:hAnsiTheme="majorHAnsi" w:cstheme="majorBidi"/>
+      <w:color w:val="2F5496" w:themeColor="accent1" w:themeShade="BF"/>
+      <w:sz w:val="32"/>
+      <w:szCs w:val="32"/>
+    </w:rPr>
+  </w:style>
   <w:style w:type="character" w:default="1" w:styleId="DefaultParagraphFont">
     <w:name w:val="Default Paragraph Font"/>
     <w:uiPriority w:val="1"/>
@@ -1397,6 +1697,19 @@
       <w:rFonts w:ascii="Consolas" w:hAnsi="Consolas" w:cs="Consolas"/>
       <w:sz w:val="21"/>
       <w:szCs w:val="21"/>
+    </w:rPr>
+  </w:style>
+  <w:style w:type="character" w:customStyle="1" w:styleId="Heading1Char">
+    <w:name w:val="Heading 1 Char"/>
+    <w:basedOn w:val="DefaultParagraphFont"/>
+    <w:link w:val="Heading1"/>
+    <w:uiPriority w:val="9"/>
+    <w:rsid w:val="003C4D7A"/>
+    <w:rPr>
+      <w:rFonts w:asciiTheme="majorHAnsi" w:eastAsiaTheme="majorEastAsia" w:hAnsiTheme="majorHAnsi" w:cstheme="majorBidi"/>
+      <w:color w:val="2F5496" w:themeColor="accent1" w:themeShade="BF"/>
+      <w:sz w:val="32"/>
+      <w:szCs w:val="32"/>
     </w:rPr>
   </w:style>
 </w:styles>

--- a/Notes/RunningNotes/Algorithms.docx
+++ b/Notes/RunningNotes/Algorithms.docx
@@ -929,6 +929,4200 @@
           <w:rFonts w:ascii="Courier New" w:hAnsi="Courier New" w:cs="Courier New"/>
         </w:rPr>
       </w:pPr>
+      <w:r>
+        <w:rPr>
+          <w:rFonts w:ascii="Courier New" w:hAnsi="Courier New" w:cs="Courier New"/>
+        </w:rPr>
+        <w:t>1. When solving problems, never assume anything beforehand, just by going through\</w:t>
+      </w:r>
+    </w:p>
+    <w:p>
+      <w:pPr>
+        <w:pStyle w:val="PlainText"/>
+        <w:rPr>
+          <w:rFonts w:ascii="Courier New" w:hAnsi="Courier New" w:cs="Courier New"/>
+        </w:rPr>
+      </w:pPr>
+      <w:r>
+        <w:rPr>
+          <w:rFonts w:ascii="Courier New" w:hAnsi="Courier New" w:cs="Courier New"/>
+        </w:rPr>
+        <w:t xml:space="preserve">    the examples. Always question each analysis you do.</w:t>
+      </w:r>
+    </w:p>
+    <w:p>
+      <w:pPr>
+        <w:pStyle w:val="PlainText"/>
+        <w:rPr>
+          <w:rFonts w:ascii="Courier New" w:hAnsi="Courier New" w:cs="Courier New"/>
+        </w:rPr>
+      </w:pPr>
+      <w:r>
+        <w:rPr>
+          <w:rFonts w:ascii="Courier New" w:hAnsi="Courier New" w:cs="Courier New"/>
+        </w:rPr>
+        <w:t>2. Use a hash map to speed up the search.</w:t>
+      </w:r>
+    </w:p>
+    <w:p>
+      <w:pPr>
+        <w:pStyle w:val="PlainText"/>
+        <w:rPr>
+          <w:rFonts w:ascii="Courier New" w:hAnsi="Courier New" w:cs="Courier New"/>
+        </w:rPr>
+      </w:pPr>
+      <w:r>
+        <w:rPr>
+          <w:rFonts w:ascii="Courier New" w:hAnsi="Courier New" w:cs="Courier New"/>
+        </w:rPr>
+        <w:t>3. Always be cautious about the edge cases.</w:t>
+      </w:r>
+    </w:p>
+    <w:p>
+      <w:pPr>
+        <w:pStyle w:val="PlainText"/>
+        <w:rPr>
+          <w:rFonts w:ascii="Courier New" w:hAnsi="Courier New" w:cs="Courier New"/>
+        </w:rPr>
+      </w:pPr>
+      <w:r>
+        <w:rPr>
+          <w:rFonts w:ascii="Courier New" w:hAnsi="Courier New" w:cs="Courier New"/>
+        </w:rPr>
+        <w:t>4. One-pass solution --&gt; Iterate through the elements, and find the solution</w:t>
+      </w:r>
+    </w:p>
+    <w:p>
+      <w:pPr>
+        <w:pStyle w:val="PlainText"/>
+        <w:rPr>
+          <w:rFonts w:ascii="Courier New" w:hAnsi="Courier New" w:cs="Courier New"/>
+        </w:rPr>
+      </w:pPr>
+      <w:r>
+        <w:rPr>
+          <w:rFonts w:ascii="Courier New" w:hAnsi="Courier New" w:cs="Courier New"/>
+        </w:rPr>
+        <w:t xml:space="preserve">                         too while iterating</w:t>
+      </w:r>
+    </w:p>
+    <w:p>
+      <w:pPr>
+        <w:pStyle w:val="PlainText"/>
+        <w:rPr>
+          <w:rFonts w:ascii="Courier New" w:hAnsi="Courier New" w:cs="Courier New"/>
+        </w:rPr>
+      </w:pPr>
+      <w:r>
+        <w:rPr>
+          <w:rFonts w:ascii="Courier New" w:hAnsi="Courier New" w:cs="Courier New"/>
+        </w:rPr>
+        <w:t>5. Use filter, map, reduce wherever possible:</w:t>
+      </w:r>
+    </w:p>
+    <w:p>
+      <w:pPr>
+        <w:pStyle w:val="PlainText"/>
+        <w:rPr>
+          <w:rFonts w:ascii="Courier New" w:hAnsi="Courier New" w:cs="Courier New"/>
+        </w:rPr>
+      </w:pPr>
+      <w:r>
+        <w:rPr>
+          <w:rFonts w:ascii="Courier New" w:hAnsi="Courier New" w:cs="Courier New"/>
+        </w:rPr>
+        <w:t xml:space="preserve">    </w:t>
+      </w:r>
+      <w:proofErr w:type="spellStart"/>
+      <w:r>
+        <w:rPr>
+          <w:rFonts w:ascii="Courier New" w:hAnsi="Courier New" w:cs="Courier New"/>
+        </w:rPr>
+        <w:t>filtered_chars</w:t>
+      </w:r>
+      <w:proofErr w:type="spellEnd"/>
+      <w:r>
+        <w:rPr>
+          <w:rFonts w:ascii="Courier New" w:hAnsi="Courier New" w:cs="Courier New"/>
+        </w:rPr>
+        <w:t xml:space="preserve"> = filter(lambda </w:t>
+      </w:r>
+      <w:proofErr w:type="spellStart"/>
+      <w:r>
+        <w:rPr>
+          <w:rFonts w:ascii="Courier New" w:hAnsi="Courier New" w:cs="Courier New"/>
+        </w:rPr>
+        <w:t>ch</w:t>
+      </w:r>
+      <w:proofErr w:type="spellEnd"/>
+      <w:r>
+        <w:rPr>
+          <w:rFonts w:ascii="Courier New" w:hAnsi="Courier New" w:cs="Courier New"/>
+        </w:rPr>
+        <w:t xml:space="preserve">: </w:t>
+      </w:r>
+      <w:proofErr w:type="spellStart"/>
+      <w:r>
+        <w:rPr>
+          <w:rFonts w:ascii="Courier New" w:hAnsi="Courier New" w:cs="Courier New"/>
+        </w:rPr>
+        <w:t>ch.isalnum</w:t>
+      </w:r>
+      <w:proofErr w:type="spellEnd"/>
+      <w:r>
+        <w:rPr>
+          <w:rFonts w:ascii="Courier New" w:hAnsi="Courier New" w:cs="Courier New"/>
+        </w:rPr>
+        <w:t>(), s)</w:t>
+      </w:r>
+    </w:p>
+    <w:p>
+      <w:pPr>
+        <w:pStyle w:val="PlainText"/>
+        <w:rPr>
+          <w:rFonts w:ascii="Courier New" w:hAnsi="Courier New" w:cs="Courier New"/>
+        </w:rPr>
+      </w:pPr>
+    </w:p>
+    <w:p>
+      <w:pPr>
+        <w:pStyle w:val="PlainText"/>
+        <w:rPr>
+          <w:rFonts w:ascii="Courier New" w:hAnsi="Courier New" w:cs="Courier New"/>
+        </w:rPr>
+      </w:pPr>
+      <w:r>
+        <w:rPr>
+          <w:rFonts w:ascii="Courier New" w:hAnsi="Courier New" w:cs="Courier New"/>
+        </w:rPr>
+        <w:t>6. Recursion takes up space to store the call stack.</w:t>
+      </w:r>
+    </w:p>
+    <w:p>
+      <w:pPr>
+        <w:pStyle w:val="PlainText"/>
+        <w:rPr>
+          <w:rFonts w:ascii="Courier New" w:hAnsi="Courier New" w:cs="Courier New"/>
+        </w:rPr>
+      </w:pPr>
+      <w:r>
+        <w:rPr>
+          <w:rFonts w:ascii="Courier New" w:hAnsi="Courier New" w:cs="Courier New"/>
+        </w:rPr>
+        <w:t xml:space="preserve">   To decrease the space complexity of recursion, use tail recursion.</w:t>
+      </w:r>
+    </w:p>
+    <w:p>
+      <w:pPr>
+        <w:pStyle w:val="PlainText"/>
+        <w:rPr>
+          <w:rFonts w:ascii="Courier New" w:hAnsi="Courier New" w:cs="Courier New"/>
+        </w:rPr>
+      </w:pPr>
+      <w:r>
+        <w:rPr>
+          <w:rFonts w:ascii="Courier New" w:hAnsi="Courier New" w:cs="Courier New"/>
+        </w:rPr>
+        <w:t xml:space="preserve">   To decrease the time complexity of recursion, use </w:t>
+      </w:r>
+      <w:proofErr w:type="spellStart"/>
+      <w:r>
+        <w:rPr>
+          <w:rFonts w:ascii="Courier New" w:hAnsi="Courier New" w:cs="Courier New"/>
+        </w:rPr>
+        <w:t>memoization</w:t>
+      </w:r>
+      <w:proofErr w:type="spellEnd"/>
+      <w:r>
+        <w:rPr>
+          <w:rFonts w:ascii="Courier New" w:hAnsi="Courier New" w:cs="Courier New"/>
+        </w:rPr>
+        <w:t>.</w:t>
+      </w:r>
+    </w:p>
+    <w:p>
+      <w:pPr>
+        <w:pStyle w:val="PlainText"/>
+        <w:rPr>
+          <w:rFonts w:ascii="Courier New" w:hAnsi="Courier New" w:cs="Courier New"/>
+        </w:rPr>
+      </w:pPr>
+    </w:p>
+    <w:p>
+      <w:pPr>
+        <w:pStyle w:val="PlainText"/>
+        <w:rPr>
+          <w:rFonts w:ascii="Courier New" w:hAnsi="Courier New" w:cs="Courier New"/>
+        </w:rPr>
+      </w:pPr>
+      <w:r>
+        <w:rPr>
+          <w:rFonts w:ascii="Courier New" w:hAnsi="Courier New" w:cs="Courier New"/>
+        </w:rPr>
+        <w:lastRenderedPageBreak/>
+        <w:t>7. Use deque when you want to insert from the beginning of the list.</w:t>
+      </w:r>
+    </w:p>
+    <w:p>
+      <w:pPr>
+        <w:pStyle w:val="PlainText"/>
+        <w:rPr>
+          <w:rFonts w:ascii="Courier New" w:hAnsi="Courier New" w:cs="Courier New"/>
+        </w:rPr>
+      </w:pPr>
+      <w:r>
+        <w:rPr>
+          <w:rFonts w:ascii="Courier New" w:hAnsi="Courier New" w:cs="Courier New"/>
+        </w:rPr>
+        <w:t xml:space="preserve">   List insertion at the end is available by default.</w:t>
+      </w:r>
+    </w:p>
+    <w:p>
+      <w:pPr>
+        <w:pStyle w:val="PlainText"/>
+        <w:rPr>
+          <w:rFonts w:ascii="Courier New" w:hAnsi="Courier New" w:cs="Courier New"/>
+        </w:rPr>
+      </w:pPr>
+    </w:p>
+    <w:p>
+      <w:pPr>
+        <w:pStyle w:val="PlainText"/>
+        <w:rPr>
+          <w:rFonts w:ascii="Courier New" w:hAnsi="Courier New" w:cs="Courier New"/>
+        </w:rPr>
+      </w:pPr>
+      <w:r>
+        <w:rPr>
+          <w:rFonts w:ascii="Courier New" w:hAnsi="Courier New" w:cs="Courier New"/>
+        </w:rPr>
+        <w:t xml:space="preserve">8. To know the alphabet position --&gt; </w:t>
+      </w:r>
+      <w:proofErr w:type="spellStart"/>
+      <w:r>
+        <w:rPr>
+          <w:rFonts w:ascii="Courier New" w:hAnsi="Courier New" w:cs="Courier New"/>
+        </w:rPr>
+        <w:t>ord</w:t>
+      </w:r>
+      <w:proofErr w:type="spellEnd"/>
+      <w:r>
+        <w:rPr>
+          <w:rFonts w:ascii="Courier New" w:hAnsi="Courier New" w:cs="Courier New"/>
+        </w:rPr>
+        <w:t xml:space="preserve">(alphabet) - </w:t>
+      </w:r>
+      <w:proofErr w:type="spellStart"/>
+      <w:r>
+        <w:rPr>
+          <w:rFonts w:ascii="Courier New" w:hAnsi="Courier New" w:cs="Courier New"/>
+        </w:rPr>
+        <w:t>ord</w:t>
+      </w:r>
+      <w:proofErr w:type="spellEnd"/>
+      <w:r>
+        <w:rPr>
+          <w:rFonts w:ascii="Courier New" w:hAnsi="Courier New" w:cs="Courier New"/>
+        </w:rPr>
+        <w:t>('a')</w:t>
+      </w:r>
+    </w:p>
+    <w:p>
+      <w:pPr>
+        <w:pStyle w:val="PlainText"/>
+        <w:rPr>
+          <w:rFonts w:ascii="Courier New" w:hAnsi="Courier New" w:cs="Courier New"/>
+        </w:rPr>
+      </w:pPr>
+    </w:p>
+    <w:p>
+      <w:pPr>
+        <w:pStyle w:val="PlainText"/>
+        <w:rPr>
+          <w:rFonts w:ascii="Courier New" w:hAnsi="Courier New" w:cs="Courier New"/>
+        </w:rPr>
+      </w:pPr>
+      <w:r>
+        <w:rPr>
+          <w:rFonts w:ascii="Courier New" w:hAnsi="Courier New" w:cs="Courier New"/>
+        </w:rPr>
+        <w:t>9. To reduce space complexity use two pointer approach</w:t>
+      </w:r>
+    </w:p>
+    <w:p>
+      <w:pPr>
+        <w:pStyle w:val="PlainText"/>
+        <w:rPr>
+          <w:rFonts w:ascii="Courier New" w:hAnsi="Courier New" w:cs="Courier New"/>
+        </w:rPr>
+      </w:pPr>
+    </w:p>
+    <w:p>
+      <w:pPr>
+        <w:pStyle w:val="PlainText"/>
+        <w:rPr>
+          <w:rFonts w:ascii="Courier New" w:hAnsi="Courier New" w:cs="Courier New"/>
+        </w:rPr>
+      </w:pPr>
+      <w:r>
+        <w:rPr>
+          <w:rFonts w:ascii="Courier New" w:hAnsi="Courier New" w:cs="Courier New"/>
+        </w:rPr>
+        <w:t xml:space="preserve">10. from queue import </w:t>
+      </w:r>
+      <w:proofErr w:type="spellStart"/>
+      <w:r>
+        <w:rPr>
+          <w:rFonts w:ascii="Courier New" w:hAnsi="Courier New" w:cs="Courier New"/>
+        </w:rPr>
+        <w:t>PriorityQueue</w:t>
+      </w:r>
+      <w:proofErr w:type="spellEnd"/>
+    </w:p>
+    <w:p>
+      <w:pPr>
+        <w:pStyle w:val="PlainText"/>
+        <w:rPr>
+          <w:rFonts w:ascii="Courier New" w:hAnsi="Courier New" w:cs="Courier New"/>
+        </w:rPr>
+      </w:pPr>
+      <w:r>
+        <w:rPr>
+          <w:rFonts w:ascii="Courier New" w:hAnsi="Courier New" w:cs="Courier New"/>
+        </w:rPr>
+        <w:t xml:space="preserve">    </w:t>
+      </w:r>
+      <w:proofErr w:type="spellStart"/>
+      <w:r>
+        <w:rPr>
+          <w:rFonts w:ascii="Courier New" w:hAnsi="Courier New" w:cs="Courier New"/>
+        </w:rPr>
+        <w:t>pq.put</w:t>
+      </w:r>
+      <w:proofErr w:type="spellEnd"/>
+      <w:r>
+        <w:rPr>
+          <w:rFonts w:ascii="Courier New" w:hAnsi="Courier New" w:cs="Courier New"/>
+        </w:rPr>
+        <w:t>(</w:t>
+      </w:r>
+      <w:proofErr w:type="spellStart"/>
+      <w:r>
+        <w:rPr>
+          <w:rFonts w:ascii="Courier New" w:hAnsi="Courier New" w:cs="Courier New"/>
+        </w:rPr>
+        <w:t>priority_value</w:t>
+      </w:r>
+      <w:proofErr w:type="spellEnd"/>
+      <w:r>
+        <w:rPr>
+          <w:rFonts w:ascii="Courier New" w:hAnsi="Courier New" w:cs="Courier New"/>
+        </w:rPr>
+        <w:t xml:space="preserve">, </w:t>
+      </w:r>
+      <w:proofErr w:type="spellStart"/>
+      <w:r>
+        <w:rPr>
+          <w:rFonts w:ascii="Courier New" w:hAnsi="Courier New" w:cs="Courier New"/>
+        </w:rPr>
+        <w:t>queue_item</w:t>
+      </w:r>
+      <w:proofErr w:type="spellEnd"/>
+      <w:r>
+        <w:rPr>
+          <w:rFonts w:ascii="Courier New" w:hAnsi="Courier New" w:cs="Courier New"/>
+        </w:rPr>
+        <w:t>)</w:t>
+      </w:r>
+    </w:p>
+    <w:p>
+      <w:pPr>
+        <w:pStyle w:val="PlainText"/>
+        <w:rPr>
+          <w:rFonts w:ascii="Courier New" w:hAnsi="Courier New" w:cs="Courier New"/>
+        </w:rPr>
+      </w:pPr>
+    </w:p>
+    <w:p>
+      <w:pPr>
+        <w:pStyle w:val="PlainText"/>
+        <w:rPr>
+          <w:rFonts w:ascii="Courier New" w:hAnsi="Courier New" w:cs="Courier New"/>
+        </w:rPr>
+      </w:pPr>
+      <w:r>
+        <w:rPr>
+          <w:rFonts w:ascii="Courier New" w:hAnsi="Courier New" w:cs="Courier New"/>
+        </w:rPr>
+        <w:t>11. 3 pointer sort approach - Dutch national flag approach</w:t>
+      </w:r>
+    </w:p>
+    <w:p>
+      <w:pPr>
+        <w:pStyle w:val="PlainText"/>
+        <w:rPr>
+          <w:rFonts w:ascii="Courier New" w:hAnsi="Courier New" w:cs="Courier New"/>
+        </w:rPr>
+      </w:pPr>
+      <w:r>
+        <w:rPr>
+          <w:rFonts w:ascii="Courier New" w:hAnsi="Courier New" w:cs="Courier New"/>
+        </w:rPr>
+        <w:t xml:space="preserve">    use three pointers, low, mid, and high.</w:t>
+      </w:r>
+    </w:p>
+    <w:p>
+      <w:pPr>
+        <w:pStyle w:val="PlainText"/>
+        <w:rPr>
+          <w:rFonts w:ascii="Courier New" w:hAnsi="Courier New" w:cs="Courier New"/>
+        </w:rPr>
+      </w:pPr>
+      <w:r>
+        <w:rPr>
+          <w:rFonts w:ascii="Courier New" w:hAnsi="Courier New" w:cs="Courier New"/>
+        </w:rPr>
+        <w:t xml:space="preserve">    Index 0 to low - this is the "bottom group"</w:t>
+      </w:r>
+    </w:p>
+    <w:p>
+      <w:pPr>
+        <w:pStyle w:val="PlainText"/>
+        <w:rPr>
+          <w:rFonts w:ascii="Courier New" w:hAnsi="Courier New" w:cs="Courier New"/>
+        </w:rPr>
+      </w:pPr>
+      <w:r>
+        <w:rPr>
+          <w:rFonts w:ascii="Courier New" w:hAnsi="Courier New" w:cs="Courier New"/>
+        </w:rPr>
+        <w:t xml:space="preserve">    Index low to mid - this is the "middle group"</w:t>
+      </w:r>
+    </w:p>
+    <w:p>
+      <w:pPr>
+        <w:pStyle w:val="PlainText"/>
+        <w:rPr>
+          <w:rFonts w:ascii="Courier New" w:hAnsi="Courier New" w:cs="Courier New"/>
+        </w:rPr>
+      </w:pPr>
+      <w:r>
+        <w:rPr>
+          <w:rFonts w:ascii="Courier New" w:hAnsi="Courier New" w:cs="Courier New"/>
+        </w:rPr>
+        <w:t xml:space="preserve">    Index mid to high - this is the "top group"</w:t>
+      </w:r>
+    </w:p>
+    <w:p>
+      <w:pPr>
+        <w:pStyle w:val="PlainText"/>
+        <w:rPr>
+          <w:rFonts w:ascii="Courier New" w:hAnsi="Courier New" w:cs="Courier New"/>
+        </w:rPr>
+      </w:pPr>
+    </w:p>
+    <w:p>
+      <w:pPr>
+        <w:pStyle w:val="PlainText"/>
+        <w:rPr>
+          <w:rFonts w:ascii="Courier New" w:hAnsi="Courier New" w:cs="Courier New"/>
+        </w:rPr>
+      </w:pPr>
+      <w:r>
+        <w:rPr>
+          <w:rFonts w:ascii="Courier New" w:hAnsi="Courier New" w:cs="Courier New"/>
+        </w:rPr>
+        <w:t>12. Bread first search - Queue</w:t>
+      </w:r>
+    </w:p>
+    <w:p>
+      <w:pPr>
+        <w:pStyle w:val="PlainText"/>
+        <w:rPr>
+          <w:rFonts w:ascii="Courier New" w:hAnsi="Courier New" w:cs="Courier New"/>
+        </w:rPr>
+      </w:pPr>
+      <w:r>
+        <w:rPr>
+          <w:rFonts w:ascii="Courier New" w:hAnsi="Courier New" w:cs="Courier New"/>
+        </w:rPr>
+        <w:t xml:space="preserve">    Depth first search - Stack</w:t>
+      </w:r>
+    </w:p>
+    <w:p>
+      <w:pPr>
+        <w:pStyle w:val="PlainText"/>
+        <w:rPr>
+          <w:rFonts w:ascii="Courier New" w:hAnsi="Courier New" w:cs="Courier New"/>
+        </w:rPr>
+      </w:pPr>
+    </w:p>
+    <w:p>
+      <w:pPr>
+        <w:pStyle w:val="PlainText"/>
+        <w:rPr>
+          <w:rFonts w:ascii="Courier New" w:hAnsi="Courier New" w:cs="Courier New"/>
+        </w:rPr>
+      </w:pPr>
+      <w:r>
+        <w:rPr>
+          <w:rFonts w:ascii="Courier New" w:hAnsi="Courier New" w:cs="Courier New"/>
+        </w:rPr>
+        <w:t>13. Always focus on edge cases</w:t>
+      </w:r>
+    </w:p>
+    <w:p>
+      <w:pPr>
+        <w:pStyle w:val="PlainText"/>
+        <w:rPr>
+          <w:rFonts w:ascii="Courier New" w:hAnsi="Courier New" w:cs="Courier New"/>
+        </w:rPr>
+      </w:pPr>
+    </w:p>
+    <w:p>
+      <w:pPr>
+        <w:pStyle w:val="PlainText"/>
+        <w:rPr>
+          <w:rFonts w:ascii="Courier New" w:hAnsi="Courier New" w:cs="Courier New"/>
+        </w:rPr>
+      </w:pPr>
+      <w:r>
+        <w:rPr>
+          <w:rFonts w:ascii="Courier New" w:hAnsi="Courier New" w:cs="Courier New"/>
+        </w:rPr>
+        <w:t>14. If you traverse the list twice, it is O(n) + O(n) ==&gt; O(n)</w:t>
+      </w:r>
+    </w:p>
+    <w:p>
+      <w:pPr>
+        <w:pStyle w:val="PlainText"/>
+        <w:rPr>
+          <w:rFonts w:ascii="Courier New" w:hAnsi="Courier New" w:cs="Courier New"/>
+        </w:rPr>
+      </w:pPr>
+      <w:r>
+        <w:rPr>
+          <w:rFonts w:ascii="Courier New" w:hAnsi="Courier New" w:cs="Courier New"/>
+        </w:rPr>
+        <w:t xml:space="preserve">    For each element of the list, if you have to again traverse the list,</w:t>
+      </w:r>
+    </w:p>
+    <w:p>
+      <w:pPr>
+        <w:pStyle w:val="PlainText"/>
+        <w:rPr>
+          <w:rFonts w:ascii="Courier New" w:hAnsi="Courier New" w:cs="Courier New"/>
+        </w:rPr>
+      </w:pPr>
+      <w:r>
+        <w:rPr>
+          <w:rFonts w:ascii="Courier New" w:hAnsi="Courier New" w:cs="Courier New"/>
+        </w:rPr>
+        <w:t xml:space="preserve">    it is O(n^2)</w:t>
+      </w:r>
+    </w:p>
+    <w:p>
+      <w:pPr>
+        <w:pStyle w:val="PlainText"/>
+        <w:rPr>
+          <w:rFonts w:ascii="Courier New" w:hAnsi="Courier New" w:cs="Courier New"/>
+        </w:rPr>
+      </w:pPr>
+    </w:p>
+    <w:p>
+      <w:pPr>
+        <w:pStyle w:val="PlainText"/>
+        <w:rPr>
+          <w:rFonts w:ascii="Courier New" w:hAnsi="Courier New" w:cs="Courier New"/>
+        </w:rPr>
+      </w:pPr>
+      <w:r>
+        <w:rPr>
+          <w:rFonts w:ascii="Courier New" w:hAnsi="Courier New" w:cs="Courier New"/>
+        </w:rPr>
+        <w:t>15. List comprehension is a powerful tool, use it to your advantage.</w:t>
+      </w:r>
+    </w:p>
+    <w:p>
+      <w:pPr>
+        <w:pStyle w:val="PlainText"/>
+        <w:rPr>
+          <w:rFonts w:ascii="Courier New" w:hAnsi="Courier New" w:cs="Courier New"/>
+        </w:rPr>
+      </w:pPr>
+      <w:r>
+        <w:rPr>
+          <w:rFonts w:ascii="Courier New" w:hAnsi="Courier New" w:cs="Courier New"/>
+        </w:rPr>
+        <w:t xml:space="preserve">1. from sys import </w:t>
+      </w:r>
+      <w:proofErr w:type="spellStart"/>
+      <w:r>
+        <w:rPr>
+          <w:rFonts w:ascii="Courier New" w:hAnsi="Courier New" w:cs="Courier New"/>
+        </w:rPr>
+        <w:t>getsizeof</w:t>
+      </w:r>
+      <w:proofErr w:type="spellEnd"/>
+      <w:r>
+        <w:rPr>
+          <w:rFonts w:ascii="Courier New" w:hAnsi="Courier New" w:cs="Courier New"/>
+        </w:rPr>
+        <w:t xml:space="preserve"> --&gt; gives the memory taken by an object</w:t>
+      </w:r>
+    </w:p>
+    <w:p>
+      <w:pPr>
+        <w:pStyle w:val="PlainText"/>
+        <w:rPr>
+          <w:rFonts w:ascii="Courier New" w:hAnsi="Courier New" w:cs="Courier New"/>
+        </w:rPr>
+      </w:pPr>
+    </w:p>
+    <w:p>
+      <w:pPr>
+        <w:pStyle w:val="PlainText"/>
+        <w:rPr>
+          <w:rFonts w:ascii="Courier New" w:hAnsi="Courier New" w:cs="Courier New"/>
+        </w:rPr>
+      </w:pPr>
+      <w:r>
+        <w:rPr>
+          <w:rFonts w:ascii="Courier New" w:hAnsi="Courier New" w:cs="Courier New"/>
+        </w:rPr>
+        <w:t>2. __</w:t>
+      </w:r>
+      <w:proofErr w:type="spellStart"/>
+      <w:r>
+        <w:rPr>
+          <w:rFonts w:ascii="Courier New" w:hAnsi="Courier New" w:cs="Courier New"/>
+        </w:rPr>
+        <w:t>getattribute</w:t>
+      </w:r>
+      <w:proofErr w:type="spellEnd"/>
+      <w:r>
+        <w:rPr>
+          <w:rFonts w:ascii="Courier New" w:hAnsi="Courier New" w:cs="Courier New"/>
+        </w:rPr>
+        <w:t>__  --&gt; called by default</w:t>
+      </w:r>
+    </w:p>
+    <w:p>
+      <w:pPr>
+        <w:pStyle w:val="PlainText"/>
+        <w:rPr>
+          <w:rFonts w:ascii="Courier New" w:hAnsi="Courier New" w:cs="Courier New"/>
+        </w:rPr>
+      </w:pPr>
+      <w:r>
+        <w:rPr>
+          <w:rFonts w:ascii="Courier New" w:hAnsi="Courier New" w:cs="Courier New"/>
+        </w:rPr>
+        <w:t xml:space="preserve">   __</w:t>
+      </w:r>
+      <w:proofErr w:type="spellStart"/>
+      <w:r>
+        <w:rPr>
+          <w:rFonts w:ascii="Courier New" w:hAnsi="Courier New" w:cs="Courier New"/>
+        </w:rPr>
+        <w:t>getattr</w:t>
+      </w:r>
+      <w:proofErr w:type="spellEnd"/>
+      <w:r>
+        <w:rPr>
+          <w:rFonts w:ascii="Courier New" w:hAnsi="Courier New" w:cs="Courier New"/>
+        </w:rPr>
+        <w:t xml:space="preserve">__       --&gt; called if </w:t>
+      </w:r>
+      <w:proofErr w:type="spellStart"/>
+      <w:r>
+        <w:rPr>
+          <w:rFonts w:ascii="Courier New" w:hAnsi="Courier New" w:cs="Courier New"/>
+        </w:rPr>
+        <w:t>attr</w:t>
+      </w:r>
+      <w:proofErr w:type="spellEnd"/>
+      <w:r>
+        <w:rPr>
+          <w:rFonts w:ascii="Courier New" w:hAnsi="Courier New" w:cs="Courier New"/>
+        </w:rPr>
+        <w:t xml:space="preserve"> not found by __</w:t>
+      </w:r>
+      <w:proofErr w:type="spellStart"/>
+      <w:r>
+        <w:rPr>
+          <w:rFonts w:ascii="Courier New" w:hAnsi="Courier New" w:cs="Courier New"/>
+        </w:rPr>
+        <w:t>getattribute</w:t>
+      </w:r>
+      <w:proofErr w:type="spellEnd"/>
+      <w:r>
+        <w:rPr>
+          <w:rFonts w:ascii="Courier New" w:hAnsi="Courier New" w:cs="Courier New"/>
+        </w:rPr>
+        <w:t>__</w:t>
+      </w:r>
+    </w:p>
+    <w:p>
+      <w:pPr>
+        <w:pStyle w:val="PlainText"/>
+        <w:rPr>
+          <w:rFonts w:ascii="Courier New" w:hAnsi="Courier New" w:cs="Courier New"/>
+        </w:rPr>
+      </w:pPr>
+    </w:p>
+    <w:p>
+      <w:pPr>
+        <w:pStyle w:val="PlainText"/>
+        <w:rPr>
+          <w:rFonts w:ascii="Courier New" w:hAnsi="Courier New" w:cs="Courier New"/>
+        </w:rPr>
+      </w:pPr>
+      <w:r>
+        <w:rPr>
+          <w:rFonts w:ascii="Courier New" w:hAnsi="Courier New" w:cs="Courier New"/>
+        </w:rPr>
+        <w:t xml:space="preserve">3. </w:t>
+      </w:r>
+      <w:proofErr w:type="spellStart"/>
+      <w:r>
+        <w:rPr>
+          <w:rFonts w:ascii="Courier New" w:hAnsi="Courier New" w:cs="Courier New"/>
+        </w:rPr>
+        <w:t>operators.itemgetter</w:t>
+      </w:r>
+      <w:proofErr w:type="spellEnd"/>
+    </w:p>
+    <w:p>
+      <w:pPr>
+        <w:pStyle w:val="PlainText"/>
+        <w:rPr>
+          <w:rFonts w:ascii="Courier New" w:hAnsi="Courier New" w:cs="Courier New"/>
+        </w:rPr>
+      </w:pPr>
+      <w:r>
+        <w:rPr>
+          <w:rFonts w:ascii="Courier New" w:hAnsi="Courier New" w:cs="Courier New"/>
+        </w:rPr>
+        <w:t xml:space="preserve">   </w:t>
+      </w:r>
+      <w:proofErr w:type="spellStart"/>
+      <w:r>
+        <w:rPr>
+          <w:rFonts w:ascii="Courier New" w:hAnsi="Courier New" w:cs="Courier New"/>
+        </w:rPr>
+        <w:t>itemgetter</w:t>
+      </w:r>
+      <w:proofErr w:type="spellEnd"/>
+      <w:r>
+        <w:rPr>
+          <w:rFonts w:ascii="Courier New" w:hAnsi="Courier New" w:cs="Courier New"/>
+        </w:rPr>
+        <w:t>(y)(x)  --&gt; x[y]</w:t>
+      </w:r>
+    </w:p>
+    <w:p>
+      <w:pPr>
+        <w:pStyle w:val="PlainText"/>
+        <w:rPr>
+          <w:rFonts w:ascii="Courier New" w:hAnsi="Courier New" w:cs="Courier New"/>
+        </w:rPr>
+      </w:pPr>
+    </w:p>
+    <w:p>
+      <w:pPr>
+        <w:pStyle w:val="PlainText"/>
+        <w:rPr>
+          <w:rFonts w:ascii="Courier New" w:hAnsi="Courier New" w:cs="Courier New"/>
+        </w:rPr>
+      </w:pPr>
+      <w:r>
+        <w:rPr>
+          <w:rFonts w:ascii="Courier New" w:hAnsi="Courier New" w:cs="Courier New"/>
+        </w:rPr>
+        <w:t>4. if condition -</w:t>
+      </w:r>
+    </w:p>
+    <w:p>
+      <w:pPr>
+        <w:pStyle w:val="PlainText"/>
+        <w:rPr>
+          <w:rFonts w:ascii="Courier New" w:hAnsi="Courier New" w:cs="Courier New"/>
+        </w:rPr>
+      </w:pPr>
+      <w:r>
+        <w:rPr>
+          <w:rFonts w:ascii="Courier New" w:hAnsi="Courier New" w:cs="Courier New"/>
+        </w:rPr>
+        <w:t xml:space="preserve">    only if the first condition is True, the second condition would be checked</w:t>
+      </w:r>
+    </w:p>
+    <w:p>
+      <w:pPr>
+        <w:pStyle w:val="PlainText"/>
+        <w:rPr>
+          <w:rFonts w:ascii="Courier New" w:hAnsi="Courier New" w:cs="Courier New"/>
+        </w:rPr>
+      </w:pPr>
+      <w:r>
+        <w:rPr>
+          <w:rFonts w:ascii="Courier New" w:hAnsi="Courier New" w:cs="Courier New"/>
+        </w:rPr>
+        <w:t xml:space="preserve">    otherwise the second condition is not even executed</w:t>
+      </w:r>
+    </w:p>
+    <w:p>
+      <w:pPr>
+        <w:pStyle w:val="PlainText"/>
+        <w:rPr>
+          <w:rFonts w:ascii="Courier New" w:hAnsi="Courier New" w:cs="Courier New"/>
+        </w:rPr>
+      </w:pPr>
+    </w:p>
+    <w:p>
+      <w:pPr>
+        <w:pStyle w:val="PlainText"/>
+        <w:rPr>
+          <w:rFonts w:ascii="Courier New" w:hAnsi="Courier New" w:cs="Courier New"/>
+        </w:rPr>
+      </w:pPr>
+      <w:r>
+        <w:rPr>
+          <w:rFonts w:ascii="Courier New" w:hAnsi="Courier New" w:cs="Courier New"/>
+        </w:rPr>
+        <w:t xml:space="preserve">5. </w:t>
+      </w:r>
+      <w:proofErr w:type="spellStart"/>
+      <w:r>
+        <w:rPr>
+          <w:rFonts w:ascii="Courier New" w:hAnsi="Courier New" w:cs="Courier New"/>
+        </w:rPr>
+        <w:t>psutil.cpu_percent</w:t>
+      </w:r>
+      <w:proofErr w:type="spellEnd"/>
+      <w:r>
+        <w:rPr>
+          <w:rFonts w:ascii="Courier New" w:hAnsi="Courier New" w:cs="Courier New"/>
+        </w:rPr>
+        <w:t>()</w:t>
+      </w:r>
+    </w:p>
+    <w:p>
+      <w:pPr>
+        <w:pStyle w:val="PlainText"/>
+        <w:rPr>
+          <w:rFonts w:ascii="Courier New" w:hAnsi="Courier New" w:cs="Courier New"/>
+        </w:rPr>
+      </w:pPr>
+      <w:r>
+        <w:rPr>
+          <w:rFonts w:ascii="Courier New" w:hAnsi="Courier New" w:cs="Courier New"/>
+        </w:rPr>
+        <w:t xml:space="preserve">   gives the </w:t>
+      </w:r>
+      <w:proofErr w:type="spellStart"/>
+      <w:r>
+        <w:rPr>
+          <w:rFonts w:ascii="Courier New" w:hAnsi="Courier New" w:cs="Courier New"/>
+        </w:rPr>
+        <w:t>cpu</w:t>
+      </w:r>
+      <w:proofErr w:type="spellEnd"/>
+      <w:r>
+        <w:rPr>
+          <w:rFonts w:ascii="Courier New" w:hAnsi="Courier New" w:cs="Courier New"/>
+        </w:rPr>
+        <w:t xml:space="preserve"> utilisation percentage</w:t>
+      </w:r>
+    </w:p>
+    <w:p>
+      <w:pPr>
+        <w:pStyle w:val="PlainText"/>
+        <w:rPr>
+          <w:rFonts w:ascii="Courier New" w:hAnsi="Courier New" w:cs="Courier New"/>
+        </w:rPr>
+      </w:pPr>
+    </w:p>
+    <w:p>
+      <w:pPr>
+        <w:pStyle w:val="PlainText"/>
+        <w:rPr>
+          <w:rFonts w:ascii="Courier New" w:hAnsi="Courier New" w:cs="Courier New"/>
+        </w:rPr>
+      </w:pPr>
+      <w:r>
+        <w:rPr>
+          <w:rFonts w:ascii="Courier New" w:hAnsi="Courier New" w:cs="Courier New"/>
+        </w:rPr>
+        <w:t>6. def is similar to assignment. it assigns a function name at runtime</w:t>
+      </w:r>
+    </w:p>
+    <w:p>
+      <w:pPr>
+        <w:pStyle w:val="PlainText"/>
+        <w:rPr>
+          <w:rFonts w:ascii="Courier New" w:hAnsi="Courier New" w:cs="Courier New"/>
+        </w:rPr>
+      </w:pPr>
+      <w:r>
+        <w:rPr>
+          <w:rFonts w:ascii="Courier New" w:hAnsi="Courier New" w:cs="Courier New"/>
+        </w:rPr>
+        <w:t xml:space="preserve">   The code inside def is not executed until the function is called</w:t>
+      </w:r>
+    </w:p>
+    <w:p>
+      <w:pPr>
+        <w:pStyle w:val="PlainText"/>
+        <w:rPr>
+          <w:rFonts w:ascii="Courier New" w:hAnsi="Courier New" w:cs="Courier New"/>
+        </w:rPr>
+      </w:pPr>
+    </w:p>
+    <w:p>
+      <w:pPr>
+        <w:pStyle w:val="PlainText"/>
+        <w:rPr>
+          <w:rFonts w:ascii="Courier New" w:hAnsi="Courier New" w:cs="Courier New"/>
+        </w:rPr>
+      </w:pPr>
+      <w:r>
+        <w:rPr>
+          <w:rFonts w:ascii="Courier New" w:hAnsi="Courier New" w:cs="Courier New"/>
+        </w:rPr>
+        <w:t>7. 'for else' is useful if a 'break' is present in the for loop</w:t>
+      </w:r>
+    </w:p>
+    <w:p>
+      <w:pPr>
+        <w:pStyle w:val="PlainText"/>
+        <w:rPr>
+          <w:rFonts w:ascii="Courier New" w:hAnsi="Courier New" w:cs="Courier New"/>
+        </w:rPr>
+      </w:pPr>
+      <w:r>
+        <w:rPr>
+          <w:rFonts w:ascii="Courier New" w:hAnsi="Courier New" w:cs="Courier New"/>
+        </w:rPr>
+        <w:t xml:space="preserve">   If the for loop does not break and the loop completes,</w:t>
+      </w:r>
+    </w:p>
+    <w:p>
+      <w:pPr>
+        <w:pStyle w:val="PlainText"/>
+        <w:rPr>
+          <w:rFonts w:ascii="Courier New" w:hAnsi="Courier New" w:cs="Courier New"/>
+        </w:rPr>
+      </w:pPr>
+      <w:r>
+        <w:rPr>
+          <w:rFonts w:ascii="Courier New" w:hAnsi="Courier New" w:cs="Courier New"/>
+        </w:rPr>
+        <w:t xml:space="preserve">   then else is executed</w:t>
+      </w:r>
+    </w:p>
+    <w:p>
+      <w:pPr>
+        <w:pStyle w:val="PlainText"/>
+        <w:rPr>
+          <w:rFonts w:ascii="Courier New" w:hAnsi="Courier New" w:cs="Courier New"/>
+        </w:rPr>
+      </w:pPr>
+    </w:p>
+    <w:p>
+      <w:pPr>
+        <w:pStyle w:val="PlainText"/>
+        <w:rPr>
+          <w:rFonts w:ascii="Courier New" w:hAnsi="Courier New" w:cs="Courier New"/>
+        </w:rPr>
+      </w:pPr>
+      <w:r>
+        <w:rPr>
+          <w:rFonts w:ascii="Courier New" w:hAnsi="Courier New" w:cs="Courier New"/>
+        </w:rPr>
+        <w:t>8. To know the difference in properties between two data types.</w:t>
+      </w:r>
+    </w:p>
+    <w:p>
+      <w:pPr>
+        <w:pStyle w:val="PlainText"/>
+        <w:rPr>
+          <w:rFonts w:ascii="Courier New" w:hAnsi="Courier New" w:cs="Courier New"/>
+        </w:rPr>
+      </w:pPr>
+      <w:r>
+        <w:rPr>
+          <w:rFonts w:ascii="Courier New" w:hAnsi="Courier New" w:cs="Courier New"/>
+        </w:rPr>
+        <w:t xml:space="preserve">    use set difference</w:t>
+      </w:r>
+    </w:p>
+    <w:p>
+      <w:pPr>
+        <w:pStyle w:val="PlainText"/>
+        <w:rPr>
+          <w:rFonts w:ascii="Courier New" w:hAnsi="Courier New" w:cs="Courier New"/>
+        </w:rPr>
+      </w:pPr>
+    </w:p>
+    <w:p>
+      <w:pPr>
+        <w:pStyle w:val="PlainText"/>
+        <w:rPr>
+          <w:rFonts w:ascii="Courier New" w:hAnsi="Courier New" w:cs="Courier New"/>
+        </w:rPr>
+      </w:pPr>
+      <w:r>
+        <w:rPr>
+          <w:rFonts w:ascii="Courier New" w:hAnsi="Courier New" w:cs="Courier New"/>
+        </w:rPr>
+        <w:t>9. The reason behind giving a range of values for N, in competitive programming is:</w:t>
+      </w:r>
+    </w:p>
+    <w:p>
+      <w:pPr>
+        <w:pStyle w:val="PlainText"/>
+        <w:rPr>
+          <w:rFonts w:ascii="Courier New" w:hAnsi="Courier New" w:cs="Courier New"/>
+        </w:rPr>
+      </w:pPr>
+      <w:r>
+        <w:rPr>
+          <w:rFonts w:ascii="Courier New" w:hAnsi="Courier New" w:cs="Courier New"/>
+        </w:rPr>
+        <w:t xml:space="preserve">    if you use two for loops and the max value of N is 10*3, </w:t>
+      </w:r>
+      <w:proofErr w:type="spellStart"/>
+      <w:r>
+        <w:rPr>
+          <w:rFonts w:ascii="Courier New" w:hAnsi="Courier New" w:cs="Courier New"/>
+        </w:rPr>
+        <w:t>no.of</w:t>
+      </w:r>
+      <w:proofErr w:type="spellEnd"/>
+      <w:r>
+        <w:rPr>
+          <w:rFonts w:ascii="Courier New" w:hAnsi="Courier New" w:cs="Courier New"/>
+        </w:rPr>
+        <w:t xml:space="preserve"> operations needed would be-</w:t>
+      </w:r>
+    </w:p>
+    <w:p>
+      <w:pPr>
+        <w:pStyle w:val="PlainText"/>
+        <w:rPr>
+          <w:rFonts w:ascii="Courier New" w:hAnsi="Courier New" w:cs="Courier New"/>
+        </w:rPr>
+      </w:pPr>
+      <w:r>
+        <w:rPr>
+          <w:rFonts w:ascii="Courier New" w:hAnsi="Courier New" w:cs="Courier New"/>
+        </w:rPr>
+        <w:t xml:space="preserve">    N*2 --&gt; 10^6. Usual sites allow for 10^8 operations/second.</w:t>
+      </w:r>
+    </w:p>
+    <w:p>
+      <w:pPr>
+        <w:pStyle w:val="PlainText"/>
+        <w:rPr>
+          <w:rFonts w:ascii="Courier New" w:hAnsi="Courier New" w:cs="Courier New"/>
+        </w:rPr>
+      </w:pPr>
+      <w:r>
+        <w:rPr>
+          <w:rFonts w:ascii="Courier New" w:hAnsi="Courier New" w:cs="Courier New"/>
+        </w:rPr>
+        <w:t xml:space="preserve">    If max value is 10^5 , then we might get time limit exceeded error.</w:t>
+      </w:r>
+    </w:p>
+    <w:p>
+      <w:pPr>
+        <w:pStyle w:val="PlainText"/>
+        <w:rPr>
+          <w:rFonts w:ascii="Courier New" w:hAnsi="Courier New" w:cs="Courier New"/>
+        </w:rPr>
+      </w:pPr>
+      <w:r>
+        <w:rPr>
+          <w:rFonts w:ascii="Courier New" w:hAnsi="Courier New" w:cs="Courier New"/>
+        </w:rPr>
+        <w:lastRenderedPageBreak/>
+        <w:t xml:space="preserve">    So we have to </w:t>
+      </w:r>
+      <w:r>
+        <w:rPr>
+          <w:rFonts w:ascii="Courier New" w:hAnsi="Courier New" w:cs="Courier New"/>
+        </w:rPr>
+        <w:t>choose</w:t>
+      </w:r>
+      <w:r>
+        <w:rPr>
+          <w:rFonts w:ascii="Courier New" w:hAnsi="Courier New" w:cs="Courier New"/>
+        </w:rPr>
+        <w:t xml:space="preserve"> the solution wisely, considering the time complexity.</w:t>
+      </w:r>
+    </w:p>
+    <w:p>
+      <w:pPr>
+        <w:pStyle w:val="PlainText"/>
+        <w:rPr>
+          <w:rFonts w:ascii="Courier New" w:hAnsi="Courier New" w:cs="Courier New"/>
+        </w:rPr>
+      </w:pPr>
+      <w:r>
+        <w:rPr>
+          <w:rFonts w:ascii="Courier New" w:hAnsi="Courier New" w:cs="Courier New"/>
+        </w:rPr>
+        <w:t xml:space="preserve">    https://www.geeksforgeeks.org/knowing-the-complexity-in-competitive-programming/?ref=rp</w:t>
+      </w:r>
+    </w:p>
+    <w:p>
+      <w:pPr>
+        <w:pStyle w:val="PlainText"/>
+        <w:rPr>
+          <w:rFonts w:ascii="Courier New" w:hAnsi="Courier New" w:cs="Courier New"/>
+        </w:rPr>
+      </w:pPr>
+    </w:p>
+    <w:p>
+      <w:pPr>
+        <w:pStyle w:val="PlainText"/>
+        <w:rPr>
+          <w:rFonts w:ascii="Courier New" w:hAnsi="Courier New" w:cs="Courier New"/>
+        </w:rPr>
+      </w:pPr>
+      <w:r>
+        <w:rPr>
+          <w:rFonts w:ascii="Courier New" w:hAnsi="Courier New" w:cs="Courier New"/>
+        </w:rPr>
+        <w:t>10. Always try to use local variables is possible, as accessing local variable</w:t>
+      </w:r>
+    </w:p>
+    <w:p>
+      <w:pPr>
+        <w:pStyle w:val="PlainText"/>
+        <w:rPr>
+          <w:rFonts w:ascii="Courier New" w:hAnsi="Courier New" w:cs="Courier New"/>
+        </w:rPr>
+      </w:pPr>
+      <w:r>
+        <w:rPr>
+          <w:rFonts w:ascii="Courier New" w:hAnsi="Courier New" w:cs="Courier New"/>
+        </w:rPr>
+        <w:t xml:space="preserve">    is faster than accessing global variables.</w:t>
+      </w:r>
+    </w:p>
+    <w:p>
+      <w:pPr>
+        <w:pStyle w:val="PlainText"/>
+        <w:rPr>
+          <w:rFonts w:ascii="Courier New" w:hAnsi="Courier New" w:cs="Courier New"/>
+        </w:rPr>
+      </w:pPr>
+    </w:p>
+    <w:p>
+      <w:pPr>
+        <w:pStyle w:val="PlainText"/>
+        <w:rPr>
+          <w:rFonts w:ascii="Courier New" w:hAnsi="Courier New" w:cs="Courier New"/>
+        </w:rPr>
+      </w:pPr>
+      <w:r>
+        <w:rPr>
+          <w:rFonts w:ascii="Courier New" w:hAnsi="Courier New" w:cs="Courier New"/>
+        </w:rPr>
+        <w:t>11. If you are using a particular inbuilt function multiple times, assign it</w:t>
+      </w:r>
+    </w:p>
+    <w:p>
+      <w:pPr>
+        <w:pStyle w:val="PlainText"/>
+        <w:rPr>
+          <w:rFonts w:ascii="Courier New" w:hAnsi="Courier New" w:cs="Courier New"/>
+        </w:rPr>
+      </w:pPr>
+      <w:r>
+        <w:rPr>
+          <w:rFonts w:ascii="Courier New" w:hAnsi="Courier New" w:cs="Courier New"/>
+        </w:rPr>
+        <w:t xml:space="preserve">    to a local variable, so that we need not do </w:t>
+      </w:r>
+      <w:proofErr w:type="spellStart"/>
+      <w:r>
+        <w:rPr>
+          <w:rFonts w:ascii="Courier New" w:hAnsi="Courier New" w:cs="Courier New"/>
+        </w:rPr>
+        <w:t>builtin</w:t>
+      </w:r>
+      <w:proofErr w:type="spellEnd"/>
+      <w:r>
+        <w:rPr>
+          <w:rFonts w:ascii="Courier New" w:hAnsi="Courier New" w:cs="Courier New"/>
+        </w:rPr>
+        <w:t xml:space="preserve"> lookup which is slower</w:t>
+      </w:r>
+    </w:p>
+    <w:p>
+      <w:pPr>
+        <w:pStyle w:val="PlainText"/>
+        <w:rPr>
+          <w:rFonts w:ascii="Courier New" w:hAnsi="Courier New" w:cs="Courier New"/>
+        </w:rPr>
+      </w:pPr>
+      <w:r>
+        <w:rPr>
+          <w:rFonts w:ascii="Courier New" w:hAnsi="Courier New" w:cs="Courier New"/>
+        </w:rPr>
+        <w:t xml:space="preserve">    than local lookup.</w:t>
+      </w:r>
+    </w:p>
+    <w:p>
+      <w:pPr>
+        <w:pStyle w:val="PlainText"/>
+        <w:rPr>
+          <w:rFonts w:ascii="Courier New" w:hAnsi="Courier New" w:cs="Courier New"/>
+        </w:rPr>
+      </w:pPr>
+    </w:p>
+    <w:p>
+      <w:pPr>
+        <w:pStyle w:val="PlainText"/>
+        <w:rPr>
+          <w:rFonts w:ascii="Courier New" w:hAnsi="Courier New" w:cs="Courier New"/>
+        </w:rPr>
+      </w:pPr>
+      <w:proofErr w:type="spellStart"/>
+      <w:r>
+        <w:rPr>
+          <w:rFonts w:ascii="Courier New" w:hAnsi="Courier New" w:cs="Courier New"/>
+        </w:rPr>
+        <w:t>DataStructures</w:t>
+      </w:r>
+      <w:proofErr w:type="spellEnd"/>
+      <w:r>
+        <w:rPr>
+          <w:rFonts w:ascii="Courier New" w:hAnsi="Courier New" w:cs="Courier New"/>
+        </w:rPr>
+        <w:t xml:space="preserve"> --&gt; Structures to store data</w:t>
+      </w:r>
+    </w:p>
+    <w:p>
+      <w:pPr>
+        <w:pStyle w:val="PlainText"/>
+        <w:rPr>
+          <w:rFonts w:ascii="Courier New" w:hAnsi="Courier New" w:cs="Courier New"/>
+        </w:rPr>
+      </w:pPr>
+      <w:r>
+        <w:rPr>
+          <w:rFonts w:ascii="Courier New" w:hAnsi="Courier New" w:cs="Courier New"/>
+        </w:rPr>
+        <w:t xml:space="preserve">Linear </w:t>
+      </w:r>
+      <w:proofErr w:type="spellStart"/>
+      <w:r>
+        <w:rPr>
+          <w:rFonts w:ascii="Courier New" w:hAnsi="Courier New" w:cs="Courier New"/>
+        </w:rPr>
+        <w:t>DataStructures</w:t>
+      </w:r>
+      <w:proofErr w:type="spellEnd"/>
+      <w:r>
+        <w:rPr>
+          <w:rFonts w:ascii="Courier New" w:hAnsi="Courier New" w:cs="Courier New"/>
+        </w:rPr>
+        <w:t xml:space="preserve"> Non-linear </w:t>
+      </w:r>
+      <w:proofErr w:type="spellStart"/>
+      <w:r>
+        <w:rPr>
+          <w:rFonts w:ascii="Courier New" w:hAnsi="Courier New" w:cs="Courier New"/>
+        </w:rPr>
+        <w:t>DataStructures</w:t>
+      </w:r>
+      <w:proofErr w:type="spellEnd"/>
+    </w:p>
+    <w:p>
+      <w:pPr>
+        <w:pStyle w:val="PlainText"/>
+        <w:rPr>
+          <w:rFonts w:ascii="Courier New" w:hAnsi="Courier New" w:cs="Courier New"/>
+        </w:rPr>
+      </w:pPr>
+    </w:p>
+    <w:p>
+      <w:pPr>
+        <w:pStyle w:val="PlainText"/>
+        <w:rPr>
+          <w:rFonts w:ascii="Courier New" w:hAnsi="Courier New" w:cs="Courier New"/>
+        </w:rPr>
+      </w:pPr>
+      <w:r>
+        <w:rPr>
+          <w:rFonts w:ascii="Courier New" w:hAnsi="Courier New" w:cs="Courier New"/>
+        </w:rPr>
+        <w:t xml:space="preserve">########### Linear </w:t>
+      </w:r>
+      <w:proofErr w:type="spellStart"/>
+      <w:r>
+        <w:rPr>
+          <w:rFonts w:ascii="Courier New" w:hAnsi="Courier New" w:cs="Courier New"/>
+        </w:rPr>
+        <w:t>DataStructures</w:t>
+      </w:r>
+      <w:proofErr w:type="spellEnd"/>
+      <w:r>
+        <w:rPr>
+          <w:rFonts w:ascii="Courier New" w:hAnsi="Courier New" w:cs="Courier New"/>
+        </w:rPr>
+        <w:t xml:space="preserve"> #############</w:t>
+      </w:r>
+    </w:p>
+    <w:p>
+      <w:pPr>
+        <w:pStyle w:val="PlainText"/>
+        <w:rPr>
+          <w:rFonts w:ascii="Courier New" w:hAnsi="Courier New" w:cs="Courier New"/>
+        </w:rPr>
+      </w:pPr>
+      <w:r>
+        <w:rPr>
+          <w:rFonts w:ascii="Courier New" w:hAnsi="Courier New" w:cs="Courier New"/>
+        </w:rPr>
+        <w:t>Have a logical start and logical end</w:t>
+      </w:r>
+    </w:p>
+    <w:p>
+      <w:pPr>
+        <w:pStyle w:val="PlainText"/>
+        <w:rPr>
+          <w:rFonts w:ascii="Courier New" w:hAnsi="Courier New" w:cs="Courier New"/>
+        </w:rPr>
+      </w:pPr>
+    </w:p>
+    <w:p>
+      <w:pPr>
+        <w:pStyle w:val="PlainText"/>
+        <w:rPr>
+          <w:rFonts w:ascii="Courier New" w:hAnsi="Courier New" w:cs="Courier New"/>
+        </w:rPr>
+      </w:pPr>
+      <w:r>
+        <w:rPr>
+          <w:rFonts w:ascii="Courier New" w:hAnsi="Courier New" w:cs="Courier New"/>
+        </w:rPr>
+        <w:t>Arrays:</w:t>
+      </w:r>
+    </w:p>
+    <w:p>
+      <w:pPr>
+        <w:pStyle w:val="PlainText"/>
+        <w:rPr>
+          <w:rFonts w:ascii="Courier New" w:hAnsi="Courier New" w:cs="Courier New"/>
+        </w:rPr>
+      </w:pPr>
+      <w:r>
+        <w:rPr>
+          <w:rFonts w:ascii="Courier New" w:hAnsi="Courier New" w:cs="Courier New"/>
+        </w:rPr>
+        <w:t xml:space="preserve">    Contiguous memory</w:t>
+      </w:r>
+    </w:p>
+    <w:p>
+      <w:pPr>
+        <w:pStyle w:val="PlainText"/>
+        <w:rPr>
+          <w:rFonts w:ascii="Courier New" w:hAnsi="Courier New" w:cs="Courier New"/>
+        </w:rPr>
+      </w:pPr>
+      <w:r>
+        <w:rPr>
+          <w:rFonts w:ascii="Courier New" w:hAnsi="Courier New" w:cs="Courier New"/>
+        </w:rPr>
+        <w:t xml:space="preserve">    Random Access</w:t>
+      </w:r>
+    </w:p>
+    <w:p>
+      <w:pPr>
+        <w:pStyle w:val="PlainText"/>
+        <w:rPr>
+          <w:rFonts w:ascii="Courier New" w:hAnsi="Courier New" w:cs="Courier New"/>
+        </w:rPr>
+      </w:pPr>
+      <w:r>
+        <w:rPr>
+          <w:rFonts w:ascii="Courier New" w:hAnsi="Courier New" w:cs="Courier New"/>
+        </w:rPr>
+        <w:t xml:space="preserve">    Tightly packed, hence performance optimised</w:t>
+      </w:r>
+    </w:p>
+    <w:p>
+      <w:pPr>
+        <w:pStyle w:val="PlainText"/>
+        <w:rPr>
+          <w:rFonts w:ascii="Courier New" w:hAnsi="Courier New" w:cs="Courier New"/>
+        </w:rPr>
+      </w:pPr>
+    </w:p>
+    <w:p>
+      <w:pPr>
+        <w:pStyle w:val="PlainText"/>
+        <w:rPr>
+          <w:rFonts w:ascii="Courier New" w:hAnsi="Courier New" w:cs="Courier New"/>
+        </w:rPr>
+      </w:pPr>
+      <w:r>
+        <w:rPr>
+          <w:rFonts w:ascii="Courier New" w:hAnsi="Courier New" w:cs="Courier New"/>
+        </w:rPr>
+        <w:t>Linked lists:</w:t>
+      </w:r>
+    </w:p>
+    <w:p>
+      <w:pPr>
+        <w:pStyle w:val="PlainText"/>
+        <w:rPr>
+          <w:rFonts w:ascii="Courier New" w:hAnsi="Courier New" w:cs="Courier New"/>
+        </w:rPr>
+      </w:pPr>
+      <w:r>
+        <w:rPr>
+          <w:rFonts w:ascii="Courier New" w:hAnsi="Courier New" w:cs="Courier New"/>
+        </w:rPr>
+        <w:t xml:space="preserve">    can be used to implement Stacks, Queues, Graphs</w:t>
+      </w:r>
+    </w:p>
+    <w:p>
+      <w:pPr>
+        <w:pStyle w:val="PlainText"/>
+        <w:rPr>
+          <w:rFonts w:ascii="Courier New" w:hAnsi="Courier New" w:cs="Courier New"/>
+        </w:rPr>
+      </w:pPr>
+      <w:r>
+        <w:rPr>
+          <w:rFonts w:ascii="Courier New" w:hAnsi="Courier New" w:cs="Courier New"/>
+        </w:rPr>
+        <w:t xml:space="preserve">    Linked lists have Nodes, Nodes have data and pointer to the next node.</w:t>
+      </w:r>
+    </w:p>
+    <w:p>
+      <w:pPr>
+        <w:pStyle w:val="PlainText"/>
+        <w:rPr>
+          <w:rFonts w:ascii="Courier New" w:hAnsi="Courier New" w:cs="Courier New"/>
+        </w:rPr>
+      </w:pPr>
+      <w:r>
+        <w:rPr>
+          <w:rFonts w:ascii="Courier New" w:hAnsi="Courier New" w:cs="Courier New"/>
+        </w:rPr>
+        <w:t xml:space="preserve">Difference between </w:t>
+      </w:r>
+      <w:proofErr w:type="spellStart"/>
+      <w:r>
+        <w:rPr>
+          <w:rFonts w:ascii="Courier New" w:hAnsi="Courier New" w:cs="Courier New"/>
+        </w:rPr>
+        <w:t>linkedlists</w:t>
+      </w:r>
+      <w:proofErr w:type="spellEnd"/>
+      <w:r>
+        <w:rPr>
+          <w:rFonts w:ascii="Courier New" w:hAnsi="Courier New" w:cs="Courier New"/>
+        </w:rPr>
+        <w:t xml:space="preserve"> and arrays:</w:t>
+      </w:r>
+    </w:p>
+    <w:p>
+      <w:pPr>
+        <w:pStyle w:val="PlainText"/>
+        <w:rPr>
+          <w:rFonts w:ascii="Courier New" w:hAnsi="Courier New" w:cs="Courier New"/>
+        </w:rPr>
+      </w:pPr>
+      <w:r>
+        <w:rPr>
+          <w:rFonts w:ascii="Courier New" w:hAnsi="Courier New" w:cs="Courier New"/>
+        </w:rPr>
+        <w:t xml:space="preserve">    Linked lists - sequential access</w:t>
+      </w:r>
+    </w:p>
+    <w:p>
+      <w:pPr>
+        <w:pStyle w:val="PlainText"/>
+        <w:rPr>
+          <w:rFonts w:ascii="Courier New" w:hAnsi="Courier New" w:cs="Courier New"/>
+        </w:rPr>
+      </w:pPr>
+      <w:r>
+        <w:rPr>
+          <w:rFonts w:ascii="Courier New" w:hAnsi="Courier New" w:cs="Courier New"/>
+        </w:rPr>
+        <w:t xml:space="preserve">    Arrays - Random access</w:t>
+      </w:r>
+    </w:p>
+    <w:p>
+      <w:pPr>
+        <w:pStyle w:val="PlainText"/>
+        <w:rPr>
+          <w:rFonts w:ascii="Courier New" w:hAnsi="Courier New" w:cs="Courier New"/>
+        </w:rPr>
+      </w:pPr>
+    </w:p>
+    <w:p>
+      <w:pPr>
+        <w:pStyle w:val="PlainText"/>
+        <w:rPr>
+          <w:rFonts w:ascii="Courier New" w:hAnsi="Courier New" w:cs="Courier New"/>
+        </w:rPr>
+      </w:pPr>
+      <w:r>
+        <w:rPr>
+          <w:rFonts w:ascii="Courier New" w:hAnsi="Courier New" w:cs="Courier New"/>
+        </w:rPr>
+        <w:t xml:space="preserve">    Storage of elements of:</w:t>
+      </w:r>
+    </w:p>
+    <w:p>
+      <w:pPr>
+        <w:pStyle w:val="PlainText"/>
+        <w:rPr>
+          <w:rFonts w:ascii="Courier New" w:hAnsi="Courier New" w:cs="Courier New"/>
+        </w:rPr>
+      </w:pPr>
+      <w:r>
+        <w:rPr>
+          <w:rFonts w:ascii="Courier New" w:hAnsi="Courier New" w:cs="Courier New"/>
+        </w:rPr>
+        <w:t xml:space="preserve">    array - continuous</w:t>
+      </w:r>
+    </w:p>
+    <w:p>
+      <w:pPr>
+        <w:pStyle w:val="PlainText"/>
+        <w:rPr>
+          <w:rFonts w:ascii="Courier New" w:hAnsi="Courier New" w:cs="Courier New"/>
+        </w:rPr>
+      </w:pPr>
+      <w:r>
+        <w:rPr>
+          <w:rFonts w:ascii="Courier New" w:hAnsi="Courier New" w:cs="Courier New"/>
+        </w:rPr>
+        <w:t xml:space="preserve">    linked list - dispersed</w:t>
+      </w:r>
+    </w:p>
+    <w:p>
+      <w:pPr>
+        <w:pStyle w:val="PlainText"/>
+        <w:rPr>
+          <w:rFonts w:ascii="Courier New" w:hAnsi="Courier New" w:cs="Courier New"/>
+        </w:rPr>
+      </w:pPr>
+      <w:r>
+        <w:rPr>
+          <w:rFonts w:ascii="Courier New" w:hAnsi="Courier New" w:cs="Courier New"/>
+        </w:rPr>
+        <w:t xml:space="preserve">    Memory efficiency is better in linked lists, because we </w:t>
+      </w:r>
+      <w:proofErr w:type="spellStart"/>
+      <w:r>
+        <w:rPr>
+          <w:rFonts w:ascii="Courier New" w:hAnsi="Courier New" w:cs="Courier New"/>
+        </w:rPr>
+        <w:t>dont</w:t>
+      </w:r>
+      <w:proofErr w:type="spellEnd"/>
+      <w:r>
+        <w:rPr>
+          <w:rFonts w:ascii="Courier New" w:hAnsi="Courier New" w:cs="Courier New"/>
+        </w:rPr>
+        <w:t xml:space="preserve"> need to give</w:t>
+      </w:r>
+    </w:p>
+    <w:p>
+      <w:pPr>
+        <w:pStyle w:val="PlainText"/>
+        <w:rPr>
+          <w:rFonts w:ascii="Courier New" w:hAnsi="Courier New" w:cs="Courier New"/>
+        </w:rPr>
+      </w:pPr>
+      <w:r>
+        <w:rPr>
+          <w:rFonts w:ascii="Courier New" w:hAnsi="Courier New" w:cs="Courier New"/>
+        </w:rPr>
+        <w:t xml:space="preserve">    predefined memory, but more memory is needed for storage of linked list</w:t>
+      </w:r>
+    </w:p>
+    <w:p>
+      <w:pPr>
+        <w:pStyle w:val="PlainText"/>
+        <w:rPr>
+          <w:rFonts w:ascii="Courier New" w:hAnsi="Courier New" w:cs="Courier New"/>
+        </w:rPr>
+      </w:pPr>
+      <w:r>
+        <w:rPr>
+          <w:rFonts w:ascii="Courier New" w:hAnsi="Courier New" w:cs="Courier New"/>
+        </w:rPr>
+        <w:t xml:space="preserve">    Arrays need to have predefined size</w:t>
+      </w:r>
+    </w:p>
+    <w:p>
+      <w:pPr>
+        <w:pStyle w:val="PlainText"/>
+        <w:rPr>
+          <w:rFonts w:ascii="Courier New" w:hAnsi="Courier New" w:cs="Courier New"/>
+        </w:rPr>
+      </w:pPr>
+      <w:r>
+        <w:rPr>
+          <w:rFonts w:ascii="Courier New" w:hAnsi="Courier New" w:cs="Courier New"/>
+        </w:rPr>
+        <w:t xml:space="preserve">    </w:t>
+      </w:r>
+    </w:p>
+    <w:p>
+      <w:pPr>
+        <w:pStyle w:val="PlainText"/>
+        <w:rPr>
+          <w:rFonts w:ascii="Courier New" w:hAnsi="Courier New" w:cs="Courier New"/>
+        </w:rPr>
+      </w:pPr>
+    </w:p>
+    <w:p>
+      <w:pPr>
+        <w:pStyle w:val="PlainText"/>
+        <w:rPr>
+          <w:rFonts w:ascii="Courier New" w:hAnsi="Courier New" w:cs="Courier New"/>
+        </w:rPr>
+      </w:pPr>
+    </w:p>
+    <w:p>
+      <w:pPr>
+        <w:pStyle w:val="PlainText"/>
+        <w:rPr>
+          <w:rFonts w:ascii="Courier New" w:hAnsi="Courier New" w:cs="Courier New"/>
+        </w:rPr>
+      </w:pPr>
+      <w:r>
+        <w:rPr>
+          <w:rFonts w:ascii="Courier New" w:hAnsi="Courier New" w:cs="Courier New"/>
+        </w:rPr>
+        <w:t>Real world analogies of each data structure</w:t>
+      </w:r>
+    </w:p>
+    <w:p>
+      <w:pPr>
+        <w:pStyle w:val="PlainText"/>
+        <w:rPr>
+          <w:rFonts w:ascii="Courier New" w:hAnsi="Courier New" w:cs="Courier New"/>
+        </w:rPr>
+      </w:pPr>
+      <w:r>
+        <w:rPr>
+          <w:rFonts w:ascii="Courier New" w:hAnsi="Courier New" w:cs="Courier New"/>
+        </w:rPr>
+        <w:t xml:space="preserve">    List    -  Parking lot</w:t>
+      </w:r>
+    </w:p>
+    <w:p>
+      <w:pPr>
+        <w:pStyle w:val="PlainText"/>
+        <w:rPr>
+          <w:rFonts w:ascii="Courier New" w:hAnsi="Courier New" w:cs="Courier New"/>
+        </w:rPr>
+      </w:pPr>
+      <w:r>
+        <w:rPr>
+          <w:rFonts w:ascii="Courier New" w:hAnsi="Courier New" w:cs="Courier New"/>
+        </w:rPr>
+        <w:t xml:space="preserve">    Dict    -  Phonebook</w:t>
+      </w:r>
+    </w:p>
+    <w:p>
+      <w:pPr>
+        <w:pStyle w:val="PlainText"/>
+        <w:rPr>
+          <w:rFonts w:ascii="Courier New" w:hAnsi="Courier New" w:cs="Courier New"/>
+        </w:rPr>
+      </w:pPr>
+      <w:r>
+        <w:rPr>
+          <w:rFonts w:ascii="Courier New" w:hAnsi="Courier New" w:cs="Courier New"/>
+        </w:rPr>
+        <w:t xml:space="preserve">    Stack   -  Stack of plates</w:t>
+      </w:r>
+    </w:p>
+    <w:p>
+      <w:pPr>
+        <w:pStyle w:val="PlainText"/>
+        <w:rPr>
+          <w:rFonts w:ascii="Courier New" w:hAnsi="Courier New" w:cs="Courier New"/>
+        </w:rPr>
+      </w:pPr>
+    </w:p>
+    <w:p>
+      <w:pPr>
+        <w:pStyle w:val="PlainText"/>
+        <w:rPr>
+          <w:rFonts w:ascii="Courier New" w:hAnsi="Courier New" w:cs="Courier New"/>
+        </w:rPr>
+      </w:pPr>
+      <w:r>
+        <w:rPr>
+          <w:rFonts w:ascii="Courier New" w:hAnsi="Courier New" w:cs="Courier New"/>
+        </w:rPr>
+        <w:t>Dictionaries</w:t>
+      </w:r>
+    </w:p>
+    <w:p>
+      <w:pPr>
+        <w:pStyle w:val="PlainText"/>
+        <w:rPr>
+          <w:rFonts w:ascii="Courier New" w:hAnsi="Courier New" w:cs="Courier New"/>
+        </w:rPr>
+      </w:pPr>
+      <w:r>
+        <w:rPr>
+          <w:rFonts w:ascii="Courier New" w:hAnsi="Courier New" w:cs="Courier New"/>
+        </w:rPr>
+        <w:t xml:space="preserve">    O(1) operations</w:t>
+      </w:r>
+    </w:p>
+    <w:p>
+      <w:pPr>
+        <w:pStyle w:val="PlainText"/>
+        <w:rPr>
+          <w:rFonts w:ascii="Courier New" w:hAnsi="Courier New" w:cs="Courier New"/>
+        </w:rPr>
+      </w:pPr>
+      <w:r>
+        <w:rPr>
+          <w:rFonts w:ascii="Courier New" w:hAnsi="Courier New" w:cs="Courier New"/>
+        </w:rPr>
+        <w:t xml:space="preserve">    Class attributes are stored in dictionary</w:t>
+      </w:r>
+    </w:p>
+    <w:p>
+      <w:pPr>
+        <w:pStyle w:val="PlainText"/>
+        <w:rPr>
+          <w:rFonts w:ascii="Courier New" w:hAnsi="Courier New" w:cs="Courier New"/>
+        </w:rPr>
+      </w:pPr>
+      <w:r>
+        <w:rPr>
+          <w:rFonts w:ascii="Courier New" w:hAnsi="Courier New" w:cs="Courier New"/>
+        </w:rPr>
+        <w:t xml:space="preserve">    To preserve key order - </w:t>
+      </w:r>
+      <w:proofErr w:type="spellStart"/>
+      <w:r>
+        <w:rPr>
+          <w:rFonts w:ascii="Courier New" w:hAnsi="Courier New" w:cs="Courier New"/>
+        </w:rPr>
+        <w:t>OrderedDict</w:t>
+      </w:r>
+      <w:proofErr w:type="spellEnd"/>
+    </w:p>
+    <w:p>
+      <w:pPr>
+        <w:pStyle w:val="PlainText"/>
+        <w:rPr>
+          <w:rFonts w:ascii="Courier New" w:hAnsi="Courier New" w:cs="Courier New"/>
+        </w:rPr>
+      </w:pPr>
+      <w:r>
+        <w:rPr>
+          <w:rFonts w:ascii="Courier New" w:hAnsi="Courier New" w:cs="Courier New"/>
+        </w:rPr>
+        <w:t xml:space="preserve">    TO give default values for missing keys - Default dict</w:t>
+      </w:r>
+    </w:p>
+    <w:p>
+      <w:pPr>
+        <w:pStyle w:val="PlainText"/>
+        <w:rPr>
+          <w:rFonts w:ascii="Courier New" w:hAnsi="Courier New" w:cs="Courier New"/>
+        </w:rPr>
+      </w:pPr>
+      <w:r>
+        <w:rPr>
+          <w:rFonts w:ascii="Courier New" w:hAnsi="Courier New" w:cs="Courier New"/>
+        </w:rPr>
+        <w:t xml:space="preserve">    To group multiple </w:t>
+      </w:r>
+      <w:proofErr w:type="spellStart"/>
+      <w:r>
+        <w:rPr>
+          <w:rFonts w:ascii="Courier New" w:hAnsi="Courier New" w:cs="Courier New"/>
+        </w:rPr>
+        <w:t>dicts</w:t>
+      </w:r>
+      <w:proofErr w:type="spellEnd"/>
+      <w:r>
+        <w:rPr>
+          <w:rFonts w:ascii="Courier New" w:hAnsi="Courier New" w:cs="Courier New"/>
+        </w:rPr>
+        <w:t xml:space="preserve"> to single object - </w:t>
+      </w:r>
+      <w:proofErr w:type="spellStart"/>
+      <w:r>
+        <w:rPr>
+          <w:rFonts w:ascii="Courier New" w:hAnsi="Courier New" w:cs="Courier New"/>
+        </w:rPr>
+        <w:t>ChainMap</w:t>
+      </w:r>
+      <w:proofErr w:type="spellEnd"/>
+    </w:p>
+    <w:p>
+      <w:pPr>
+        <w:pStyle w:val="PlainText"/>
+        <w:rPr>
+          <w:rFonts w:ascii="Courier New" w:hAnsi="Courier New" w:cs="Courier New"/>
+        </w:rPr>
+      </w:pPr>
+      <w:r>
+        <w:rPr>
+          <w:rFonts w:ascii="Courier New" w:hAnsi="Courier New" w:cs="Courier New"/>
+        </w:rPr>
+        <w:t xml:space="preserve">    Read only dict - </w:t>
+      </w:r>
+      <w:proofErr w:type="spellStart"/>
+      <w:r>
+        <w:rPr>
+          <w:rFonts w:ascii="Courier New" w:hAnsi="Courier New" w:cs="Courier New"/>
+        </w:rPr>
+        <w:t>types.MappingProxyType</w:t>
+      </w:r>
+      <w:proofErr w:type="spellEnd"/>
+    </w:p>
+    <w:p>
+      <w:pPr>
+        <w:pStyle w:val="PlainText"/>
+        <w:rPr>
+          <w:rFonts w:ascii="Courier New" w:hAnsi="Courier New" w:cs="Courier New"/>
+        </w:rPr>
+      </w:pPr>
+      <w:r>
+        <w:rPr>
+          <w:rFonts w:ascii="Courier New" w:hAnsi="Courier New" w:cs="Courier New"/>
+        </w:rPr>
+        <w:lastRenderedPageBreak/>
+        <w:t xml:space="preserve">    To access key as </w:t>
+      </w:r>
+      <w:proofErr w:type="spellStart"/>
+      <w:r>
+        <w:rPr>
+          <w:rFonts w:ascii="Courier New" w:hAnsi="Courier New" w:cs="Courier New"/>
+        </w:rPr>
+        <w:t>dict.key</w:t>
+      </w:r>
+      <w:proofErr w:type="spellEnd"/>
+      <w:r>
+        <w:rPr>
+          <w:rFonts w:ascii="Courier New" w:hAnsi="Courier New" w:cs="Courier New"/>
+        </w:rPr>
+        <w:t xml:space="preserve"> instead of dict[key] - </w:t>
+      </w:r>
+      <w:proofErr w:type="spellStart"/>
+      <w:r>
+        <w:rPr>
+          <w:rFonts w:ascii="Courier New" w:hAnsi="Courier New" w:cs="Courier New"/>
+        </w:rPr>
+        <w:t>types.SimpleNamespace</w:t>
+      </w:r>
+      <w:proofErr w:type="spellEnd"/>
+    </w:p>
+    <w:p>
+      <w:pPr>
+        <w:pStyle w:val="PlainText"/>
+        <w:rPr>
+          <w:rFonts w:ascii="Courier New" w:hAnsi="Courier New" w:cs="Courier New"/>
+        </w:rPr>
+      </w:pPr>
+    </w:p>
+    <w:p>
+      <w:pPr>
+        <w:pStyle w:val="PlainText"/>
+        <w:rPr>
+          <w:rFonts w:ascii="Courier New" w:hAnsi="Courier New" w:cs="Courier New"/>
+        </w:rPr>
+      </w:pPr>
+      <w:r>
+        <w:rPr>
+          <w:rFonts w:ascii="Courier New" w:hAnsi="Courier New" w:cs="Courier New"/>
+        </w:rPr>
+        <w:t>Python Lists</w:t>
+      </w:r>
+    </w:p>
+    <w:p>
+      <w:pPr>
+        <w:pStyle w:val="PlainText"/>
+        <w:rPr>
+          <w:rFonts w:ascii="Courier New" w:hAnsi="Courier New" w:cs="Courier New"/>
+        </w:rPr>
+      </w:pPr>
+      <w:r>
+        <w:rPr>
+          <w:rFonts w:ascii="Courier New" w:hAnsi="Courier New" w:cs="Courier New"/>
+        </w:rPr>
+        <w:t xml:space="preserve">    </w:t>
+      </w:r>
+      <w:proofErr w:type="spellStart"/>
+      <w:r>
+        <w:rPr>
+          <w:rFonts w:ascii="Courier New" w:hAnsi="Courier New" w:cs="Courier New"/>
+        </w:rPr>
+        <w:t>array.array</w:t>
+      </w:r>
+      <w:proofErr w:type="spellEnd"/>
+      <w:r>
+        <w:rPr>
+          <w:rFonts w:ascii="Courier New" w:hAnsi="Courier New" w:cs="Courier New"/>
+        </w:rPr>
+        <w:t xml:space="preserve"> - list of the same data type</w:t>
+      </w:r>
+    </w:p>
+    <w:p>
+      <w:pPr>
+        <w:pStyle w:val="PlainText"/>
+        <w:rPr>
+          <w:rFonts w:ascii="Courier New" w:hAnsi="Courier New" w:cs="Courier New"/>
+        </w:rPr>
+      </w:pPr>
+      <w:r>
+        <w:rPr>
+          <w:rFonts w:ascii="Courier New" w:hAnsi="Courier New" w:cs="Courier New"/>
+        </w:rPr>
+        <w:t xml:space="preserve">    difference between array and Python list:</w:t>
+      </w:r>
+    </w:p>
+    <w:p>
+      <w:pPr>
+        <w:pStyle w:val="PlainText"/>
+        <w:rPr>
+          <w:rFonts w:ascii="Courier New" w:hAnsi="Courier New" w:cs="Courier New"/>
+        </w:rPr>
+      </w:pPr>
+      <w:r>
+        <w:rPr>
+          <w:rFonts w:ascii="Courier New" w:hAnsi="Courier New" w:cs="Courier New"/>
+        </w:rPr>
+        <w:t xml:space="preserve">    list can store elements of diff data types</w:t>
+      </w:r>
+    </w:p>
+    <w:p>
+      <w:pPr>
+        <w:pStyle w:val="PlainText"/>
+        <w:rPr>
+          <w:rFonts w:ascii="Courier New" w:hAnsi="Courier New" w:cs="Courier New"/>
+        </w:rPr>
+      </w:pPr>
+      <w:r>
+        <w:rPr>
+          <w:rFonts w:ascii="Courier New" w:hAnsi="Courier New" w:cs="Courier New"/>
+        </w:rPr>
+        <w:t xml:space="preserve">    hence it is loosely packed. array is tightly packed</w:t>
+      </w:r>
+    </w:p>
+    <w:p>
+      <w:pPr>
+        <w:pStyle w:val="PlainText"/>
+        <w:rPr>
+          <w:rFonts w:ascii="Courier New" w:hAnsi="Courier New" w:cs="Courier New"/>
+        </w:rPr>
+      </w:pPr>
+      <w:r>
+        <w:rPr>
+          <w:rFonts w:ascii="Courier New" w:hAnsi="Courier New" w:cs="Courier New"/>
+        </w:rPr>
+        <w:t xml:space="preserve">    Arrays are space efficient</w:t>
+      </w:r>
+    </w:p>
+    <w:p>
+      <w:pPr>
+        <w:pStyle w:val="PlainText"/>
+        <w:rPr>
+          <w:rFonts w:ascii="Courier New" w:hAnsi="Courier New" w:cs="Courier New"/>
+        </w:rPr>
+      </w:pPr>
+      <w:r>
+        <w:rPr>
+          <w:rFonts w:ascii="Courier New" w:hAnsi="Courier New" w:cs="Courier New"/>
+        </w:rPr>
+        <w:t xml:space="preserve">    Lists are also allocated contiguous chunks of memory</w:t>
+      </w:r>
+    </w:p>
+    <w:p>
+      <w:pPr>
+        <w:pStyle w:val="PlainText"/>
+        <w:rPr>
+          <w:rFonts w:ascii="Courier New" w:hAnsi="Courier New" w:cs="Courier New"/>
+        </w:rPr>
+      </w:pPr>
+      <w:r>
+        <w:rPr>
+          <w:rFonts w:ascii="Courier New" w:hAnsi="Courier New" w:cs="Courier New"/>
+        </w:rPr>
+        <w:t xml:space="preserve">    If the list grows in </w:t>
+      </w:r>
+      <w:proofErr w:type="spellStart"/>
+      <w:r>
+        <w:rPr>
+          <w:rFonts w:ascii="Courier New" w:hAnsi="Courier New" w:cs="Courier New"/>
+        </w:rPr>
+        <w:t>size,the</w:t>
+      </w:r>
+      <w:proofErr w:type="spellEnd"/>
+      <w:r>
+        <w:rPr>
+          <w:rFonts w:ascii="Courier New" w:hAnsi="Courier New" w:cs="Courier New"/>
+        </w:rPr>
+        <w:t xml:space="preserve"> append operation will need reallocation of memory</w:t>
+      </w:r>
+    </w:p>
+    <w:p>
+      <w:pPr>
+        <w:pStyle w:val="PlainText"/>
+        <w:rPr>
+          <w:rFonts w:ascii="Courier New" w:hAnsi="Courier New" w:cs="Courier New"/>
+        </w:rPr>
+      </w:pPr>
+      <w:r>
+        <w:rPr>
+          <w:rFonts w:ascii="Courier New" w:hAnsi="Courier New" w:cs="Courier New"/>
+        </w:rPr>
+        <w:t xml:space="preserve">    Because the memory is contiguous, fast access of random elements, slicing is also faster.</w:t>
+      </w:r>
+    </w:p>
+    <w:p>
+      <w:pPr>
+        <w:pStyle w:val="PlainText"/>
+        <w:rPr>
+          <w:rFonts w:ascii="Courier New" w:hAnsi="Courier New" w:cs="Courier New"/>
+        </w:rPr>
+      </w:pPr>
+    </w:p>
+    <w:p>
+      <w:pPr>
+        <w:pStyle w:val="PlainText"/>
+        <w:rPr>
+          <w:rFonts w:ascii="Courier New" w:hAnsi="Courier New" w:cs="Courier New"/>
+        </w:rPr>
+      </w:pPr>
+      <w:r>
+        <w:rPr>
+          <w:rFonts w:ascii="Courier New" w:hAnsi="Courier New" w:cs="Courier New"/>
+        </w:rPr>
+        <w:t>Deque</w:t>
+      </w:r>
+    </w:p>
+    <w:p>
+      <w:pPr>
+        <w:pStyle w:val="PlainText"/>
+        <w:rPr>
+          <w:rFonts w:ascii="Courier New" w:hAnsi="Courier New" w:cs="Courier New"/>
+        </w:rPr>
+      </w:pPr>
+      <w:r>
+        <w:rPr>
+          <w:rFonts w:ascii="Courier New" w:hAnsi="Courier New" w:cs="Courier New"/>
+        </w:rPr>
+        <w:t xml:space="preserve">    </w:t>
+      </w:r>
+      <w:proofErr w:type="spellStart"/>
+      <w:r>
+        <w:rPr>
+          <w:rFonts w:ascii="Courier New" w:hAnsi="Courier New" w:cs="Courier New"/>
+        </w:rPr>
+        <w:t>collections.deque</w:t>
+      </w:r>
+      <w:proofErr w:type="spellEnd"/>
+      <w:r>
+        <w:rPr>
+          <w:rFonts w:ascii="Courier New" w:hAnsi="Courier New" w:cs="Courier New"/>
+        </w:rPr>
+        <w:t xml:space="preserve"> is similar to linked lists except that insert and remove is faster on both the ends.</w:t>
+      </w:r>
+    </w:p>
+    <w:p>
+      <w:pPr>
+        <w:pStyle w:val="PlainText"/>
+        <w:rPr>
+          <w:rFonts w:ascii="Courier New" w:hAnsi="Courier New" w:cs="Courier New"/>
+        </w:rPr>
+      </w:pPr>
+      <w:r>
+        <w:rPr>
+          <w:rFonts w:ascii="Courier New" w:hAnsi="Courier New" w:cs="Courier New"/>
+        </w:rPr>
+        <w:t xml:space="preserve">    Deque is based on doubly linked list implementation.</w:t>
+      </w:r>
+    </w:p>
+    <w:p>
+      <w:pPr>
+        <w:pStyle w:val="PlainText"/>
+        <w:rPr>
+          <w:rFonts w:ascii="Courier New" w:hAnsi="Courier New" w:cs="Courier New"/>
+        </w:rPr>
+      </w:pPr>
+      <w:r>
+        <w:rPr>
+          <w:rFonts w:ascii="Courier New" w:hAnsi="Courier New" w:cs="Courier New"/>
+        </w:rPr>
+        <w:t xml:space="preserve">    Random access is slow with deque as we need to track the nodes from beginning</w:t>
+      </w:r>
+    </w:p>
+    <w:p>
+      <w:pPr>
+        <w:pStyle w:val="PlainText"/>
+        <w:rPr>
+          <w:rFonts w:ascii="Courier New" w:hAnsi="Courier New" w:cs="Courier New"/>
+        </w:rPr>
+      </w:pPr>
+    </w:p>
+    <w:p>
+      <w:pPr>
+        <w:pStyle w:val="PlainText"/>
+        <w:rPr>
+          <w:rFonts w:ascii="Courier New" w:hAnsi="Courier New" w:cs="Courier New"/>
+        </w:rPr>
+      </w:pPr>
+    </w:p>
+    <w:p>
+      <w:pPr>
+        <w:pStyle w:val="PlainText"/>
+        <w:rPr>
+          <w:rFonts w:ascii="Courier New" w:hAnsi="Courier New" w:cs="Courier New"/>
+        </w:rPr>
+      </w:pPr>
+      <w:r>
+        <w:rPr>
+          <w:rFonts w:ascii="Courier New" w:hAnsi="Courier New" w:cs="Courier New"/>
+        </w:rPr>
+        <w:t xml:space="preserve">    ############Time Complexity##############</w:t>
+      </w:r>
+    </w:p>
+    <w:p>
+      <w:pPr>
+        <w:pStyle w:val="PlainText"/>
+        <w:rPr>
+          <w:rFonts w:ascii="Courier New" w:hAnsi="Courier New" w:cs="Courier New"/>
+        </w:rPr>
+      </w:pPr>
+      <w:r>
+        <w:rPr>
+          <w:rFonts w:ascii="Courier New" w:hAnsi="Courier New" w:cs="Courier New"/>
+        </w:rPr>
+        <w:t xml:space="preserve">    In lists, adding/removing new items need O(n) complexity</w:t>
+      </w:r>
+    </w:p>
+    <w:p>
+      <w:pPr>
+        <w:pStyle w:val="PlainText"/>
+        <w:rPr>
+          <w:rFonts w:ascii="Courier New" w:hAnsi="Courier New" w:cs="Courier New"/>
+        </w:rPr>
+      </w:pPr>
+      <w:r>
+        <w:rPr>
+          <w:rFonts w:ascii="Courier New" w:hAnsi="Courier New" w:cs="Courier New"/>
+        </w:rPr>
+        <w:t xml:space="preserve">    because the whole list needs to be arranged to a new place if space is not sufficient.</w:t>
+      </w:r>
+    </w:p>
+    <w:p>
+      <w:pPr>
+        <w:pStyle w:val="PlainText"/>
+        <w:rPr>
+          <w:rFonts w:ascii="Courier New" w:hAnsi="Courier New" w:cs="Courier New"/>
+        </w:rPr>
+      </w:pPr>
+      <w:r>
+        <w:rPr>
+          <w:rFonts w:ascii="Courier New" w:hAnsi="Courier New" w:cs="Courier New"/>
+        </w:rPr>
+        <w:t xml:space="preserve">    Getting and Setting values O(1) complexity.</w:t>
+      </w:r>
+    </w:p>
+    <w:p>
+      <w:pPr>
+        <w:pStyle w:val="PlainText"/>
+        <w:rPr>
+          <w:rFonts w:ascii="Courier New" w:hAnsi="Courier New" w:cs="Courier New"/>
+        </w:rPr>
+      </w:pPr>
+      <w:r>
+        <w:rPr>
+          <w:rFonts w:ascii="Courier New" w:hAnsi="Courier New" w:cs="Courier New"/>
+        </w:rPr>
+        <w:t xml:space="preserve">    Finding length of list is also O(1)</w:t>
+      </w:r>
+    </w:p>
+    <w:p>
+      <w:pPr>
+        <w:pStyle w:val="PlainText"/>
+        <w:rPr>
+          <w:rFonts w:ascii="Courier New" w:hAnsi="Courier New" w:cs="Courier New"/>
+        </w:rPr>
+      </w:pPr>
+      <w:r>
+        <w:rPr>
+          <w:rFonts w:ascii="Courier New" w:hAnsi="Courier New" w:cs="Courier New"/>
+        </w:rPr>
+        <w:t>Set</w:t>
+      </w:r>
+    </w:p>
+    <w:p>
+      <w:pPr>
+        <w:pStyle w:val="PlainText"/>
+        <w:rPr>
+          <w:rFonts w:ascii="Courier New" w:hAnsi="Courier New" w:cs="Courier New"/>
+        </w:rPr>
+      </w:pPr>
+      <w:r>
+        <w:rPr>
+          <w:rFonts w:ascii="Courier New" w:hAnsi="Courier New" w:cs="Courier New"/>
+        </w:rPr>
+        <w:t xml:space="preserve">    Union Intersection Difference Subset</w:t>
+      </w:r>
+    </w:p>
+    <w:p>
+      <w:pPr>
+        <w:pStyle w:val="PlainText"/>
+        <w:rPr>
+          <w:rFonts w:ascii="Courier New" w:hAnsi="Courier New" w:cs="Courier New"/>
+        </w:rPr>
+      </w:pPr>
+      <w:r>
+        <w:rPr>
+          <w:rFonts w:ascii="Courier New" w:hAnsi="Courier New" w:cs="Courier New"/>
+        </w:rPr>
+        <w:t xml:space="preserve">    frozen set - immutable set</w:t>
+      </w:r>
+    </w:p>
+    <w:p>
+      <w:pPr>
+        <w:pStyle w:val="PlainText"/>
+        <w:rPr>
+          <w:rFonts w:ascii="Courier New" w:hAnsi="Courier New" w:cs="Courier New"/>
+        </w:rPr>
+      </w:pPr>
+    </w:p>
+    <w:p>
+      <w:pPr>
+        <w:pStyle w:val="PlainText"/>
+        <w:rPr>
+          <w:rFonts w:ascii="Courier New" w:hAnsi="Courier New" w:cs="Courier New"/>
+        </w:rPr>
+      </w:pPr>
+      <w:r>
+        <w:rPr>
+          <w:rFonts w:ascii="Courier New" w:hAnsi="Courier New" w:cs="Courier New"/>
+        </w:rPr>
+        <w:t>List vs Stack vs Queue</w:t>
+      </w:r>
+    </w:p>
+    <w:p>
+      <w:pPr>
+        <w:pStyle w:val="PlainText"/>
+        <w:rPr>
+          <w:rFonts w:ascii="Courier New" w:hAnsi="Courier New" w:cs="Courier New"/>
+        </w:rPr>
+      </w:pPr>
+      <w:r>
+        <w:rPr>
+          <w:rFonts w:ascii="Courier New" w:hAnsi="Courier New" w:cs="Courier New"/>
+        </w:rPr>
+        <w:t xml:space="preserve">    Stack - LIFO</w:t>
+      </w:r>
+    </w:p>
+    <w:p>
+      <w:pPr>
+        <w:pStyle w:val="PlainText"/>
+        <w:rPr>
+          <w:rFonts w:ascii="Courier New" w:hAnsi="Courier New" w:cs="Courier New"/>
+        </w:rPr>
+      </w:pPr>
+      <w:r>
+        <w:rPr>
+          <w:rFonts w:ascii="Courier New" w:hAnsi="Courier New" w:cs="Courier New"/>
+        </w:rPr>
+        <w:t xml:space="preserve">    Queue - FIFO</w:t>
+      </w:r>
+    </w:p>
+    <w:p>
+      <w:pPr>
+        <w:pStyle w:val="PlainText"/>
+        <w:rPr>
+          <w:rFonts w:ascii="Courier New" w:hAnsi="Courier New" w:cs="Courier New"/>
+        </w:rPr>
+      </w:pPr>
+      <w:r>
+        <w:rPr>
+          <w:rFonts w:ascii="Courier New" w:hAnsi="Courier New" w:cs="Courier New"/>
+        </w:rPr>
+        <w:t xml:space="preserve">    Depth First Search uses Stack</w:t>
+      </w:r>
+    </w:p>
+    <w:p>
+      <w:pPr>
+        <w:pStyle w:val="PlainText"/>
+        <w:rPr>
+          <w:rFonts w:ascii="Courier New" w:hAnsi="Courier New" w:cs="Courier New"/>
+        </w:rPr>
+      </w:pPr>
+      <w:r>
+        <w:rPr>
+          <w:rFonts w:ascii="Courier New" w:hAnsi="Courier New" w:cs="Courier New"/>
+        </w:rPr>
+        <w:t xml:space="preserve">    Breadth First Search uses Queue</w:t>
+      </w:r>
+    </w:p>
+    <w:p>
+      <w:pPr>
+        <w:pStyle w:val="PlainText"/>
+        <w:rPr>
+          <w:rFonts w:ascii="Courier New" w:hAnsi="Courier New" w:cs="Courier New"/>
+        </w:rPr>
+      </w:pPr>
+      <w:r>
+        <w:rPr>
+          <w:rFonts w:ascii="Courier New" w:hAnsi="Courier New" w:cs="Courier New"/>
+        </w:rPr>
+        <w:t xml:space="preserve">    Similarities</w:t>
+      </w:r>
+    </w:p>
+    <w:p>
+      <w:pPr>
+        <w:pStyle w:val="PlainText"/>
+        <w:rPr>
+          <w:rFonts w:ascii="Courier New" w:hAnsi="Courier New" w:cs="Courier New"/>
+        </w:rPr>
+      </w:pPr>
+      <w:r>
+        <w:rPr>
+          <w:rFonts w:ascii="Courier New" w:hAnsi="Courier New" w:cs="Courier New"/>
+        </w:rPr>
+        <w:t xml:space="preserve">        Stack - insert and delete, List - push and pop</w:t>
+      </w:r>
+    </w:p>
+    <w:p>
+      <w:pPr>
+        <w:pStyle w:val="PlainText"/>
+        <w:rPr>
+          <w:rFonts w:ascii="Courier New" w:hAnsi="Courier New" w:cs="Courier New"/>
+        </w:rPr>
+      </w:pPr>
+      <w:r>
+        <w:rPr>
+          <w:rFonts w:ascii="Courier New" w:hAnsi="Courier New" w:cs="Courier New"/>
+        </w:rPr>
+        <w:t xml:space="preserve">        #Stack - one pointer</w:t>
+      </w:r>
+    </w:p>
+    <w:p>
+      <w:pPr>
+        <w:pStyle w:val="PlainText"/>
+        <w:rPr>
+          <w:rFonts w:ascii="Courier New" w:hAnsi="Courier New" w:cs="Courier New"/>
+        </w:rPr>
+      </w:pPr>
+      <w:r>
+        <w:rPr>
+          <w:rFonts w:ascii="Courier New" w:hAnsi="Courier New" w:cs="Courier New"/>
+        </w:rPr>
+        <w:t xml:space="preserve">        Both happen in O(1)</w:t>
+      </w:r>
+    </w:p>
+    <w:p>
+      <w:pPr>
+        <w:pStyle w:val="PlainText"/>
+        <w:rPr>
+          <w:rFonts w:ascii="Courier New" w:hAnsi="Courier New" w:cs="Courier New"/>
+        </w:rPr>
+      </w:pPr>
+      <w:r>
+        <w:rPr>
+          <w:rFonts w:ascii="Courier New" w:hAnsi="Courier New" w:cs="Courier New"/>
+        </w:rPr>
+        <w:t xml:space="preserve">        Every push pop in list doesn't need resizing</w:t>
+      </w:r>
+    </w:p>
+    <w:p>
+      <w:pPr>
+        <w:pStyle w:val="PlainText"/>
+        <w:rPr>
+          <w:rFonts w:ascii="Courier New" w:hAnsi="Courier New" w:cs="Courier New"/>
+        </w:rPr>
+      </w:pPr>
+      <w:r>
+        <w:rPr>
+          <w:rFonts w:ascii="Courier New" w:hAnsi="Courier New" w:cs="Courier New"/>
+        </w:rPr>
+        <w:t xml:space="preserve">    Stacks and Queues don't allow for random access to objects</w:t>
+      </w:r>
+    </w:p>
+    <w:p>
+      <w:pPr>
+        <w:pStyle w:val="PlainText"/>
+        <w:rPr>
+          <w:rFonts w:ascii="Courier New" w:hAnsi="Courier New" w:cs="Courier New"/>
+        </w:rPr>
+      </w:pPr>
+      <w:r>
+        <w:rPr>
+          <w:rFonts w:ascii="Courier New" w:hAnsi="Courier New" w:cs="Courier New"/>
+        </w:rPr>
+        <w:t xml:space="preserve">    </w:t>
+      </w:r>
+      <w:proofErr w:type="spellStart"/>
+      <w:r>
+        <w:rPr>
+          <w:rFonts w:ascii="Courier New" w:hAnsi="Courier New" w:cs="Courier New"/>
+        </w:rPr>
+        <w:t>collections.deque</w:t>
+      </w:r>
+      <w:proofErr w:type="spellEnd"/>
+      <w:r>
+        <w:rPr>
+          <w:rFonts w:ascii="Courier New" w:hAnsi="Courier New" w:cs="Courier New"/>
+        </w:rPr>
+        <w:t xml:space="preserve">   -  insert and remove on both the sides</w:t>
+      </w:r>
+    </w:p>
+    <w:p>
+      <w:pPr>
+        <w:pStyle w:val="PlainText"/>
+        <w:rPr>
+          <w:rFonts w:ascii="Courier New" w:hAnsi="Courier New" w:cs="Courier New"/>
+        </w:rPr>
+      </w:pPr>
+      <w:r>
+        <w:rPr>
+          <w:rFonts w:ascii="Courier New" w:hAnsi="Courier New" w:cs="Courier New"/>
+        </w:rPr>
+        <w:t xml:space="preserve">                        -  doubly linked list</w:t>
+      </w:r>
+    </w:p>
+    <w:p>
+      <w:pPr>
+        <w:pStyle w:val="PlainText"/>
+        <w:rPr>
+          <w:rFonts w:ascii="Courier New" w:hAnsi="Courier New" w:cs="Courier New"/>
+        </w:rPr>
+      </w:pPr>
+      <w:r>
+        <w:rPr>
+          <w:rFonts w:ascii="Courier New" w:hAnsi="Courier New" w:cs="Courier New"/>
+        </w:rPr>
+        <w:t xml:space="preserve">    Priority Queue  -  Instead of retrieving the next element by insertion</w:t>
+      </w:r>
+    </w:p>
+    <w:p>
+      <w:pPr>
+        <w:pStyle w:val="PlainText"/>
+        <w:rPr>
+          <w:rFonts w:ascii="Courier New" w:hAnsi="Courier New" w:cs="Courier New"/>
+        </w:rPr>
+      </w:pPr>
+      <w:r>
+        <w:rPr>
+          <w:rFonts w:ascii="Courier New" w:hAnsi="Courier New" w:cs="Courier New"/>
+        </w:rPr>
+        <w:t xml:space="preserve">                       time, a priority queue retrieves the</w:t>
+      </w:r>
+    </w:p>
+    <w:p>
+      <w:pPr>
+        <w:pStyle w:val="PlainText"/>
+        <w:rPr>
+          <w:rFonts w:ascii="Courier New" w:hAnsi="Courier New" w:cs="Courier New"/>
+        </w:rPr>
+      </w:pPr>
+      <w:r>
+        <w:rPr>
+          <w:rFonts w:ascii="Courier New" w:hAnsi="Courier New" w:cs="Courier New"/>
+        </w:rPr>
+        <w:t xml:space="preserve">                       highest-priority element.</w:t>
+      </w:r>
+    </w:p>
+    <w:p>
+      <w:pPr>
+        <w:pStyle w:val="PlainText"/>
+        <w:rPr>
+          <w:rFonts w:ascii="Courier New" w:hAnsi="Courier New" w:cs="Courier New"/>
+        </w:rPr>
+      </w:pPr>
+      <w:r>
+        <w:rPr>
+          <w:rFonts w:ascii="Courier New" w:hAnsi="Courier New" w:cs="Courier New"/>
+        </w:rPr>
+        <w:t xml:space="preserve">                       It is based on heap, so insertion and deletion is O(</w:t>
+      </w:r>
+      <w:proofErr w:type="spellStart"/>
+      <w:r>
+        <w:rPr>
+          <w:rFonts w:ascii="Courier New" w:hAnsi="Courier New" w:cs="Courier New"/>
+        </w:rPr>
+        <w:t>logn</w:t>
+      </w:r>
+      <w:proofErr w:type="spellEnd"/>
+      <w:r>
+        <w:rPr>
+          <w:rFonts w:ascii="Courier New" w:hAnsi="Courier New" w:cs="Courier New"/>
+        </w:rPr>
+        <w:t>)</w:t>
+      </w:r>
+    </w:p>
+    <w:p>
+      <w:pPr>
+        <w:pStyle w:val="PlainText"/>
+        <w:rPr>
+          <w:rFonts w:ascii="Courier New" w:hAnsi="Courier New" w:cs="Courier New"/>
+        </w:rPr>
+      </w:pPr>
+      <w:r>
+        <w:rPr>
+          <w:rFonts w:ascii="Courier New" w:hAnsi="Courier New" w:cs="Courier New"/>
+        </w:rPr>
+        <w:t xml:space="preserve">    List cannot be used as Queue as, adding/removing elements to the beginning</w:t>
+      </w:r>
+    </w:p>
+    <w:p>
+      <w:pPr>
+        <w:pStyle w:val="PlainText"/>
+        <w:rPr>
+          <w:rFonts w:ascii="Courier New" w:hAnsi="Courier New" w:cs="Courier New"/>
+        </w:rPr>
+      </w:pPr>
+      <w:r>
+        <w:rPr>
+          <w:rFonts w:ascii="Courier New" w:hAnsi="Courier New" w:cs="Courier New"/>
+        </w:rPr>
+        <w:t xml:space="preserve">    needs list resizing</w:t>
+      </w:r>
+    </w:p>
+    <w:p>
+      <w:pPr>
+        <w:pStyle w:val="PlainText"/>
+        <w:rPr>
+          <w:rFonts w:ascii="Courier New" w:hAnsi="Courier New" w:cs="Courier New"/>
+        </w:rPr>
+      </w:pPr>
+    </w:p>
+    <w:p>
+      <w:pPr>
+        <w:pStyle w:val="PlainText"/>
+        <w:rPr>
+          <w:rFonts w:ascii="Courier New" w:hAnsi="Courier New" w:cs="Courier New"/>
+        </w:rPr>
+      </w:pPr>
+      <w:r>
+        <w:rPr>
+          <w:rFonts w:ascii="Courier New" w:hAnsi="Courier New" w:cs="Courier New"/>
+        </w:rPr>
+        <w:t xml:space="preserve">    Syntax:</w:t>
+      </w:r>
+    </w:p>
+    <w:p>
+      <w:pPr>
+        <w:pStyle w:val="PlainText"/>
+        <w:rPr>
+          <w:rFonts w:ascii="Courier New" w:hAnsi="Courier New" w:cs="Courier New"/>
+        </w:rPr>
+      </w:pPr>
+      <w:r>
+        <w:rPr>
+          <w:rFonts w:ascii="Courier New" w:hAnsi="Courier New" w:cs="Courier New"/>
+        </w:rPr>
+        <w:t xml:space="preserve">    from queue import </w:t>
+      </w:r>
+      <w:proofErr w:type="spellStart"/>
+      <w:r>
+        <w:rPr>
+          <w:rFonts w:ascii="Courier New" w:hAnsi="Courier New" w:cs="Courier New"/>
+        </w:rPr>
+        <w:t>PriorityQueue</w:t>
+      </w:r>
+      <w:proofErr w:type="spellEnd"/>
+    </w:p>
+    <w:p>
+      <w:pPr>
+        <w:pStyle w:val="PlainText"/>
+        <w:rPr>
+          <w:rFonts w:ascii="Courier New" w:hAnsi="Courier New" w:cs="Courier New"/>
+        </w:rPr>
+      </w:pPr>
+      <w:r>
+        <w:rPr>
+          <w:rFonts w:ascii="Courier New" w:hAnsi="Courier New" w:cs="Courier New"/>
+        </w:rPr>
+        <w:lastRenderedPageBreak/>
+        <w:t xml:space="preserve">    </w:t>
+      </w:r>
+      <w:proofErr w:type="spellStart"/>
+      <w:r>
+        <w:rPr>
+          <w:rFonts w:ascii="Courier New" w:hAnsi="Courier New" w:cs="Courier New"/>
+        </w:rPr>
+        <w:t>q.put</w:t>
+      </w:r>
+      <w:proofErr w:type="spellEnd"/>
+      <w:r>
+        <w:rPr>
+          <w:rFonts w:ascii="Courier New" w:hAnsi="Courier New" w:cs="Courier New"/>
+        </w:rPr>
+        <w:t>(1,"pop") --&gt; 1 is the topmost priority</w:t>
+      </w:r>
+    </w:p>
+    <w:p>
+      <w:pPr>
+        <w:pStyle w:val="PlainText"/>
+        <w:rPr>
+          <w:rFonts w:ascii="Courier New" w:hAnsi="Courier New" w:cs="Courier New"/>
+        </w:rPr>
+      </w:pPr>
+      <w:r>
+        <w:rPr>
+          <w:rFonts w:ascii="Courier New" w:hAnsi="Courier New" w:cs="Courier New"/>
+        </w:rPr>
+        <w:t xml:space="preserve">    </w:t>
+      </w:r>
+      <w:proofErr w:type="spellStart"/>
+      <w:r>
+        <w:rPr>
+          <w:rFonts w:ascii="Courier New" w:hAnsi="Courier New" w:cs="Courier New"/>
+        </w:rPr>
+        <w:t>q.get</w:t>
+      </w:r>
+      <w:proofErr w:type="spellEnd"/>
+      <w:r>
+        <w:rPr>
+          <w:rFonts w:ascii="Courier New" w:hAnsi="Courier New" w:cs="Courier New"/>
+        </w:rPr>
+        <w:t>()</w:t>
+      </w:r>
+    </w:p>
+    <w:p>
+      <w:pPr>
+        <w:pStyle w:val="PlainText"/>
+        <w:rPr>
+          <w:rFonts w:ascii="Courier New" w:hAnsi="Courier New" w:cs="Courier New"/>
+        </w:rPr>
+      </w:pPr>
+    </w:p>
+    <w:p>
+      <w:pPr>
+        <w:pStyle w:val="PlainText"/>
+        <w:rPr>
+          <w:rFonts w:ascii="Courier New" w:hAnsi="Courier New" w:cs="Courier New"/>
+        </w:rPr>
+      </w:pPr>
+      <w:r>
+        <w:rPr>
+          <w:rFonts w:ascii="Courier New" w:hAnsi="Courier New" w:cs="Courier New"/>
+        </w:rPr>
+        <w:t>Stacks</w:t>
+      </w:r>
+    </w:p>
+    <w:p>
+      <w:pPr>
+        <w:pStyle w:val="PlainText"/>
+        <w:rPr>
+          <w:rFonts w:ascii="Courier New" w:hAnsi="Courier New" w:cs="Courier New"/>
+        </w:rPr>
+      </w:pPr>
+      <w:r>
+        <w:rPr>
+          <w:rFonts w:ascii="Courier New" w:hAnsi="Courier New" w:cs="Courier New"/>
+        </w:rPr>
+        <w:t xml:space="preserve">    All operations like push and pop are O(1)</w:t>
+      </w:r>
+    </w:p>
+    <w:p>
+      <w:pPr>
+        <w:pStyle w:val="PlainText"/>
+        <w:rPr>
+          <w:rFonts w:ascii="Courier New" w:hAnsi="Courier New" w:cs="Courier New"/>
+        </w:rPr>
+      </w:pPr>
+      <w:r>
+        <w:rPr>
+          <w:rFonts w:ascii="Courier New" w:hAnsi="Courier New" w:cs="Courier New"/>
+        </w:rPr>
+        <w:t xml:space="preserve">    Applications of Stack:</w:t>
+      </w:r>
+    </w:p>
+    <w:p>
+      <w:pPr>
+        <w:pStyle w:val="PlainText"/>
+        <w:rPr>
+          <w:rFonts w:ascii="Courier New" w:hAnsi="Courier New" w:cs="Courier New"/>
+        </w:rPr>
+      </w:pPr>
+      <w:r>
+        <w:rPr>
+          <w:rFonts w:ascii="Courier New" w:hAnsi="Courier New" w:cs="Courier New"/>
+        </w:rPr>
+        <w:t xml:space="preserve">    Undo Redo Changes</w:t>
+      </w:r>
+    </w:p>
+    <w:p>
+      <w:pPr>
+        <w:pStyle w:val="PlainText"/>
+        <w:rPr>
+          <w:rFonts w:ascii="Courier New" w:hAnsi="Courier New" w:cs="Courier New"/>
+        </w:rPr>
+      </w:pPr>
+      <w:r>
+        <w:rPr>
+          <w:rFonts w:ascii="Courier New" w:hAnsi="Courier New" w:cs="Courier New"/>
+        </w:rPr>
+        <w:t xml:space="preserve">    String reversal</w:t>
+      </w:r>
+    </w:p>
+    <w:p>
+      <w:pPr>
+        <w:pStyle w:val="PlainText"/>
+        <w:rPr>
+          <w:rFonts w:ascii="Courier New" w:hAnsi="Courier New" w:cs="Courier New"/>
+        </w:rPr>
+      </w:pPr>
+    </w:p>
+    <w:p>
+      <w:pPr>
+        <w:pStyle w:val="PlainText"/>
+        <w:rPr>
+          <w:rFonts w:ascii="Courier New" w:hAnsi="Courier New" w:cs="Courier New"/>
+        </w:rPr>
+      </w:pPr>
+      <w:r>
+        <w:rPr>
+          <w:rFonts w:ascii="Courier New" w:hAnsi="Courier New" w:cs="Courier New"/>
+        </w:rPr>
+        <w:t>Queues</w:t>
+      </w:r>
+    </w:p>
+    <w:p>
+      <w:pPr>
+        <w:pStyle w:val="PlainText"/>
+        <w:rPr>
+          <w:rFonts w:ascii="Courier New" w:hAnsi="Courier New" w:cs="Courier New"/>
+        </w:rPr>
+      </w:pPr>
+      <w:r>
+        <w:rPr>
+          <w:rFonts w:ascii="Courier New" w:hAnsi="Courier New" w:cs="Courier New"/>
+        </w:rPr>
+        <w:t xml:space="preserve">    To maintain order</w:t>
+      </w:r>
+    </w:p>
+    <w:p>
+      <w:pPr>
+        <w:pStyle w:val="PlainText"/>
+        <w:rPr>
+          <w:rFonts w:ascii="Courier New" w:hAnsi="Courier New" w:cs="Courier New"/>
+        </w:rPr>
+      </w:pPr>
+      <w:r>
+        <w:rPr>
+          <w:rFonts w:ascii="Courier New" w:hAnsi="Courier New" w:cs="Courier New"/>
+        </w:rPr>
+        <w:t xml:space="preserve">    It is thread safe</w:t>
+      </w:r>
+    </w:p>
+    <w:p>
+      <w:pPr>
+        <w:pStyle w:val="PlainText"/>
+        <w:rPr>
+          <w:rFonts w:ascii="Courier New" w:hAnsi="Courier New" w:cs="Courier New"/>
+        </w:rPr>
+      </w:pPr>
+    </w:p>
+    <w:p>
+      <w:pPr>
+        <w:pStyle w:val="PlainText"/>
+        <w:rPr>
+          <w:rFonts w:ascii="Courier New" w:hAnsi="Courier New" w:cs="Courier New"/>
+        </w:rPr>
+      </w:pPr>
+      <w:r>
+        <w:rPr>
+          <w:rFonts w:ascii="Courier New" w:hAnsi="Courier New" w:cs="Courier New"/>
+        </w:rPr>
+        <w:t>Hashing</w:t>
+      </w:r>
+    </w:p>
+    <w:p>
+      <w:pPr>
+        <w:pStyle w:val="PlainText"/>
+        <w:rPr>
+          <w:rFonts w:ascii="Courier New" w:hAnsi="Courier New" w:cs="Courier New"/>
+        </w:rPr>
+      </w:pPr>
+      <w:r>
+        <w:rPr>
+          <w:rFonts w:ascii="Courier New" w:hAnsi="Courier New" w:cs="Courier New"/>
+        </w:rPr>
+        <w:t xml:space="preserve">    Hashing helps in fast lookup as the data is stored as key value pair</w:t>
+      </w:r>
+    </w:p>
+    <w:p>
+      <w:pPr>
+        <w:pStyle w:val="PlainText"/>
+        <w:rPr>
+          <w:rFonts w:ascii="Courier New" w:hAnsi="Courier New" w:cs="Courier New"/>
+        </w:rPr>
+      </w:pPr>
+      <w:r>
+        <w:rPr>
+          <w:rFonts w:ascii="Courier New" w:hAnsi="Courier New" w:cs="Courier New"/>
+        </w:rPr>
+        <w:t xml:space="preserve">    Diff b/w hashing, encryption, encoding</w:t>
+      </w:r>
+    </w:p>
+    <w:p>
+      <w:pPr>
+        <w:pStyle w:val="PlainText"/>
+        <w:rPr>
+          <w:rFonts w:ascii="Courier New" w:hAnsi="Courier New" w:cs="Courier New"/>
+        </w:rPr>
+      </w:pPr>
+      <w:r>
+        <w:rPr>
+          <w:rFonts w:ascii="Courier New" w:hAnsi="Courier New" w:cs="Courier New"/>
+        </w:rPr>
+        <w:t xml:space="preserve">    Encryption --&gt; data is jumbled so that only someone with the key</w:t>
+      </w:r>
+    </w:p>
+    <w:p>
+      <w:pPr>
+        <w:pStyle w:val="PlainText"/>
+        <w:rPr>
+          <w:rFonts w:ascii="Courier New" w:hAnsi="Courier New" w:cs="Courier New"/>
+        </w:rPr>
+      </w:pPr>
+      <w:r>
+        <w:rPr>
+          <w:rFonts w:ascii="Courier New" w:hAnsi="Courier New" w:cs="Courier New"/>
+        </w:rPr>
+        <w:t xml:space="preserve">    needed to decrypt the data will have access to it.</w:t>
+      </w:r>
+    </w:p>
+    <w:p>
+      <w:pPr>
+        <w:pStyle w:val="PlainText"/>
+        <w:rPr>
+          <w:rFonts w:ascii="Courier New" w:hAnsi="Courier New" w:cs="Courier New"/>
+        </w:rPr>
+      </w:pPr>
+      <w:r>
+        <w:rPr>
+          <w:rFonts w:ascii="Courier New" w:hAnsi="Courier New" w:cs="Courier New"/>
+        </w:rPr>
+        <w:t xml:space="preserve">    We also want to decrypt the data at some point. In decryption we want to recover the original data.</w:t>
+      </w:r>
+    </w:p>
+    <w:p>
+      <w:pPr>
+        <w:pStyle w:val="PlainText"/>
+        <w:rPr>
+          <w:rFonts w:ascii="Courier New" w:hAnsi="Courier New" w:cs="Courier New"/>
+        </w:rPr>
+      </w:pPr>
+    </w:p>
+    <w:p>
+      <w:pPr>
+        <w:pStyle w:val="PlainText"/>
+        <w:rPr>
+          <w:rFonts w:ascii="Courier New" w:hAnsi="Courier New" w:cs="Courier New"/>
+        </w:rPr>
+      </w:pPr>
+      <w:r>
+        <w:rPr>
+          <w:rFonts w:ascii="Courier New" w:hAnsi="Courier New" w:cs="Courier New"/>
+        </w:rPr>
+        <w:t xml:space="preserve">    Hashing, takes data and produces an output for the purpose of confirming the integrity of data.</w:t>
+      </w:r>
+    </w:p>
+    <w:p>
+      <w:pPr>
+        <w:pStyle w:val="PlainText"/>
+        <w:rPr>
+          <w:rFonts w:ascii="Courier New" w:hAnsi="Courier New" w:cs="Courier New"/>
+        </w:rPr>
+      </w:pPr>
+      <w:r>
+        <w:rPr>
+          <w:rFonts w:ascii="Courier New" w:hAnsi="Courier New" w:cs="Courier New"/>
+        </w:rPr>
+        <w:t xml:space="preserve">    In hashing we have no intention of recovering the original data.</w:t>
+      </w:r>
+    </w:p>
+    <w:p>
+      <w:pPr>
+        <w:pStyle w:val="PlainText"/>
+        <w:rPr>
+          <w:rFonts w:ascii="Courier New" w:hAnsi="Courier New" w:cs="Courier New"/>
+        </w:rPr>
+      </w:pPr>
+    </w:p>
+    <w:p>
+      <w:pPr>
+        <w:pStyle w:val="PlainText"/>
+        <w:rPr>
+          <w:rFonts w:ascii="Courier New" w:hAnsi="Courier New" w:cs="Courier New"/>
+        </w:rPr>
+      </w:pPr>
+      <w:r>
+        <w:rPr>
+          <w:rFonts w:ascii="Courier New" w:hAnsi="Courier New" w:cs="Courier New"/>
+        </w:rPr>
+        <w:t xml:space="preserve">    Encoding merely converts the data into a format that another system can use.</w:t>
+      </w:r>
+    </w:p>
+    <w:p>
+      <w:pPr>
+        <w:pStyle w:val="PlainText"/>
+        <w:rPr>
+          <w:rFonts w:ascii="Courier New" w:hAnsi="Courier New" w:cs="Courier New"/>
+        </w:rPr>
+      </w:pPr>
+      <w:r>
+        <w:rPr>
+          <w:rFonts w:ascii="Courier New" w:hAnsi="Courier New" w:cs="Courier New"/>
+        </w:rPr>
+        <w:t xml:space="preserve">    The goal of encoding is not to obscure data for any security purpose</w:t>
+      </w:r>
+    </w:p>
+    <w:p>
+      <w:pPr>
+        <w:pStyle w:val="PlainText"/>
+        <w:rPr>
+          <w:rFonts w:ascii="Courier New" w:hAnsi="Courier New" w:cs="Courier New"/>
+        </w:rPr>
+      </w:pPr>
+    </w:p>
+    <w:p>
+      <w:pPr>
+        <w:pStyle w:val="PlainText"/>
+        <w:rPr>
+          <w:rFonts w:ascii="Courier New" w:hAnsi="Courier New" w:cs="Courier New"/>
+        </w:rPr>
+      </w:pPr>
+      <w:r>
+        <w:rPr>
+          <w:rFonts w:ascii="Courier New" w:hAnsi="Courier New" w:cs="Courier New"/>
+        </w:rPr>
+        <w:t xml:space="preserve">########### Non-Linear </w:t>
+      </w:r>
+      <w:proofErr w:type="spellStart"/>
+      <w:r>
+        <w:rPr>
+          <w:rFonts w:ascii="Courier New" w:hAnsi="Courier New" w:cs="Courier New"/>
+        </w:rPr>
+        <w:t>DataStructures</w:t>
+      </w:r>
+      <w:proofErr w:type="spellEnd"/>
+      <w:r>
+        <w:rPr>
+          <w:rFonts w:ascii="Courier New" w:hAnsi="Courier New" w:cs="Courier New"/>
+        </w:rPr>
+        <w:t xml:space="preserve"> #############</w:t>
+      </w:r>
+    </w:p>
+    <w:p>
+      <w:pPr>
+        <w:pStyle w:val="PlainText"/>
+        <w:rPr>
+          <w:rFonts w:ascii="Courier New" w:hAnsi="Courier New" w:cs="Courier New"/>
+        </w:rPr>
+      </w:pPr>
+      <w:r>
+        <w:rPr>
+          <w:rFonts w:ascii="Courier New" w:hAnsi="Courier New" w:cs="Courier New"/>
+        </w:rPr>
+        <w:t xml:space="preserve">Organises the data </w:t>
+      </w:r>
+      <w:proofErr w:type="spellStart"/>
+      <w:r>
+        <w:rPr>
+          <w:rFonts w:ascii="Courier New" w:hAnsi="Courier New" w:cs="Courier New"/>
+        </w:rPr>
+        <w:t>hierarchal</w:t>
+      </w:r>
+      <w:r>
+        <w:rPr>
+          <w:rFonts w:ascii="Courier New" w:hAnsi="Courier New" w:cs="Courier New"/>
+        </w:rPr>
+        <w:t>y</w:t>
+      </w:r>
+      <w:proofErr w:type="spellEnd"/>
+    </w:p>
+    <w:p>
+      <w:pPr>
+        <w:pStyle w:val="PlainText"/>
+        <w:rPr>
+          <w:rFonts w:ascii="Courier New" w:hAnsi="Courier New" w:cs="Courier New"/>
+        </w:rPr>
+      </w:pPr>
+    </w:p>
+    <w:p>
+      <w:pPr>
+        <w:pStyle w:val="PlainText"/>
+        <w:rPr>
+          <w:rFonts w:ascii="Courier New" w:hAnsi="Courier New" w:cs="Courier New"/>
+        </w:rPr>
+      </w:pPr>
+      <w:r>
+        <w:rPr>
+          <w:rFonts w:ascii="Courier New" w:hAnsi="Courier New" w:cs="Courier New"/>
+        </w:rPr>
+        <w:t>Tree</w:t>
+      </w:r>
+    </w:p>
+    <w:p>
+      <w:pPr>
+        <w:pStyle w:val="PlainText"/>
+        <w:rPr>
+          <w:rFonts w:ascii="Courier New" w:hAnsi="Courier New" w:cs="Courier New"/>
+        </w:rPr>
+      </w:pPr>
+      <w:r>
+        <w:rPr>
+          <w:rFonts w:ascii="Courier New" w:hAnsi="Courier New" w:cs="Courier New"/>
+        </w:rPr>
+        <w:t xml:space="preserve">    A tree is a collection of nodes.</w:t>
+      </w:r>
+    </w:p>
+    <w:p>
+      <w:pPr>
+        <w:pStyle w:val="PlainText"/>
+        <w:rPr>
+          <w:rFonts w:ascii="Courier New" w:hAnsi="Courier New" w:cs="Courier New"/>
+        </w:rPr>
+      </w:pPr>
+      <w:r>
+        <w:rPr>
+          <w:rFonts w:ascii="Courier New" w:hAnsi="Courier New" w:cs="Courier New"/>
+        </w:rPr>
+        <w:t xml:space="preserve">    Nodes are connected by edges.</w:t>
+      </w:r>
+    </w:p>
+    <w:p>
+      <w:pPr>
+        <w:pStyle w:val="PlainText"/>
+        <w:rPr>
+          <w:rFonts w:ascii="Courier New" w:hAnsi="Courier New" w:cs="Courier New"/>
+        </w:rPr>
+      </w:pPr>
+      <w:r>
+        <w:rPr>
+          <w:rFonts w:ascii="Courier New" w:hAnsi="Courier New" w:cs="Courier New"/>
+        </w:rPr>
+        <w:t xml:space="preserve">    Each node contains a value or data.</w:t>
+      </w:r>
+    </w:p>
+    <w:p>
+      <w:pPr>
+        <w:pStyle w:val="PlainText"/>
+        <w:rPr>
+          <w:rFonts w:ascii="Courier New" w:hAnsi="Courier New" w:cs="Courier New"/>
+        </w:rPr>
+      </w:pPr>
+      <w:r>
+        <w:rPr>
+          <w:rFonts w:ascii="Courier New" w:hAnsi="Courier New" w:cs="Courier New"/>
+        </w:rPr>
+        <w:t xml:space="preserve">    Root - branches - leaves</w:t>
+      </w:r>
+    </w:p>
+    <w:p>
+      <w:pPr>
+        <w:pStyle w:val="PlainText"/>
+        <w:rPr>
+          <w:rFonts w:ascii="Courier New" w:hAnsi="Courier New" w:cs="Courier New"/>
+        </w:rPr>
+      </w:pPr>
+      <w:r>
+        <w:rPr>
+          <w:rFonts w:ascii="Courier New" w:hAnsi="Courier New" w:cs="Courier New"/>
+        </w:rPr>
+        <w:t xml:space="preserve">    Height of the NODE --&gt; length of the longest path from NODE to the deepest leaf</w:t>
+      </w:r>
+    </w:p>
+    <w:p>
+      <w:pPr>
+        <w:pStyle w:val="PlainText"/>
+        <w:rPr>
+          <w:rFonts w:ascii="Courier New" w:hAnsi="Courier New" w:cs="Courier New"/>
+        </w:rPr>
+      </w:pPr>
+      <w:r>
+        <w:rPr>
+          <w:rFonts w:ascii="Courier New" w:hAnsi="Courier New" w:cs="Courier New"/>
+        </w:rPr>
+        <w:t xml:space="preserve">                       --&gt;  Depth of deepest node</w:t>
+      </w:r>
+    </w:p>
+    <w:p>
+      <w:pPr>
+        <w:pStyle w:val="PlainText"/>
+        <w:rPr>
+          <w:rFonts w:ascii="Courier New" w:hAnsi="Courier New" w:cs="Courier New"/>
+        </w:rPr>
+      </w:pPr>
+      <w:r>
+        <w:rPr>
+          <w:rFonts w:ascii="Courier New" w:hAnsi="Courier New" w:cs="Courier New"/>
+        </w:rPr>
+        <w:t xml:space="preserve">    Depth of the NODE --&gt; length of the path to its root</w:t>
+      </w:r>
+    </w:p>
+    <w:p>
+      <w:pPr>
+        <w:pStyle w:val="PlainText"/>
+        <w:rPr>
+          <w:rFonts w:ascii="Courier New" w:hAnsi="Courier New" w:cs="Courier New"/>
+        </w:rPr>
+      </w:pPr>
+      <w:r>
+        <w:rPr>
+          <w:rFonts w:ascii="Courier New" w:hAnsi="Courier New" w:cs="Courier New"/>
+        </w:rPr>
+        <w:t xml:space="preserve">                      --&gt; number of edges from root to the node</w:t>
+      </w:r>
+    </w:p>
+    <w:p>
+      <w:pPr>
+        <w:pStyle w:val="PlainText"/>
+        <w:rPr>
+          <w:rFonts w:ascii="Courier New" w:hAnsi="Courier New" w:cs="Courier New"/>
+        </w:rPr>
+      </w:pPr>
+      <w:r>
+        <w:rPr>
+          <w:rFonts w:ascii="Courier New" w:hAnsi="Courier New" w:cs="Courier New"/>
+        </w:rPr>
+        <w:t xml:space="preserve">    Height of the TREE --&gt; height of the node, where node is root</w:t>
+      </w:r>
+    </w:p>
+    <w:p>
+      <w:pPr>
+        <w:pStyle w:val="PlainText"/>
+        <w:rPr>
+          <w:rFonts w:ascii="Courier New" w:hAnsi="Courier New" w:cs="Courier New"/>
+        </w:rPr>
+      </w:pPr>
+    </w:p>
+    <w:p>
+      <w:pPr>
+        <w:pStyle w:val="PlainText"/>
+        <w:rPr>
+          <w:rFonts w:ascii="Courier New" w:hAnsi="Courier New" w:cs="Courier New"/>
+        </w:rPr>
+      </w:pPr>
+      <w:r>
+        <w:rPr>
+          <w:rFonts w:ascii="Courier New" w:hAnsi="Courier New" w:cs="Courier New"/>
+        </w:rPr>
+        <w:t>Binary Tree</w:t>
+      </w:r>
+    </w:p>
+    <w:p>
+      <w:pPr>
+        <w:pStyle w:val="PlainText"/>
+        <w:rPr>
+          <w:rFonts w:ascii="Courier New" w:hAnsi="Courier New" w:cs="Courier New"/>
+        </w:rPr>
+      </w:pPr>
+      <w:r>
+        <w:rPr>
+          <w:rFonts w:ascii="Courier New" w:hAnsi="Courier New" w:cs="Courier New"/>
+        </w:rPr>
+        <w:t xml:space="preserve">    Each node has at the most two children.</w:t>
+      </w:r>
+    </w:p>
+    <w:p>
+      <w:pPr>
+        <w:pStyle w:val="PlainText"/>
+        <w:rPr>
+          <w:rFonts w:ascii="Courier New" w:hAnsi="Courier New" w:cs="Courier New"/>
+        </w:rPr>
+      </w:pPr>
+      <w:r>
+        <w:rPr>
+          <w:rFonts w:ascii="Courier New" w:hAnsi="Courier New" w:cs="Courier New"/>
+        </w:rPr>
+        <w:t xml:space="preserve">    Each node has three attributes: value, </w:t>
+      </w:r>
+      <w:proofErr w:type="spellStart"/>
+      <w:r>
+        <w:rPr>
+          <w:rFonts w:ascii="Courier New" w:hAnsi="Courier New" w:cs="Courier New"/>
+        </w:rPr>
+        <w:t>left_child</w:t>
+      </w:r>
+      <w:proofErr w:type="spellEnd"/>
+      <w:r>
+        <w:rPr>
+          <w:rFonts w:ascii="Courier New" w:hAnsi="Courier New" w:cs="Courier New"/>
+        </w:rPr>
+        <w:t xml:space="preserve">, and </w:t>
+      </w:r>
+      <w:proofErr w:type="spellStart"/>
+      <w:r>
+        <w:rPr>
+          <w:rFonts w:ascii="Courier New" w:hAnsi="Courier New" w:cs="Courier New"/>
+        </w:rPr>
+        <w:t>right_child</w:t>
+      </w:r>
+      <w:proofErr w:type="spellEnd"/>
+      <w:r>
+        <w:rPr>
+          <w:rFonts w:ascii="Courier New" w:hAnsi="Courier New" w:cs="Courier New"/>
+        </w:rPr>
+        <w:t>.</w:t>
+      </w:r>
+    </w:p>
+    <w:p>
+      <w:pPr>
+        <w:pStyle w:val="PlainText"/>
+        <w:rPr>
+          <w:rFonts w:ascii="Courier New" w:hAnsi="Courier New" w:cs="Courier New"/>
+        </w:rPr>
+      </w:pPr>
+    </w:p>
+    <w:p>
+      <w:pPr>
+        <w:pStyle w:val="PlainText"/>
+        <w:rPr>
+          <w:rFonts w:ascii="Courier New" w:hAnsi="Courier New" w:cs="Courier New"/>
+        </w:rPr>
+      </w:pPr>
+      <w:r>
+        <w:rPr>
+          <w:rFonts w:ascii="Courier New" w:hAnsi="Courier New" w:cs="Courier New"/>
+        </w:rPr>
+        <w:t>Binary Search Tree</w:t>
+      </w:r>
+    </w:p>
+    <w:p>
+      <w:pPr>
+        <w:pStyle w:val="PlainText"/>
+        <w:rPr>
+          <w:rFonts w:ascii="Courier New" w:hAnsi="Courier New" w:cs="Courier New"/>
+        </w:rPr>
+      </w:pPr>
+      <w:r>
+        <w:rPr>
+          <w:rFonts w:ascii="Courier New" w:hAnsi="Courier New" w:cs="Courier New"/>
+        </w:rPr>
+        <w:t xml:space="preserve">    Same as binary tree but </w:t>
+      </w:r>
+      <w:proofErr w:type="spellStart"/>
+      <w:r>
+        <w:rPr>
+          <w:rFonts w:ascii="Courier New" w:hAnsi="Courier New" w:cs="Courier New"/>
+        </w:rPr>
+        <w:t>left_child</w:t>
+      </w:r>
+      <w:proofErr w:type="spellEnd"/>
+      <w:r>
+        <w:rPr>
+          <w:rFonts w:ascii="Courier New" w:hAnsi="Courier New" w:cs="Courier New"/>
+        </w:rPr>
+        <w:t xml:space="preserve"> &gt; node &gt; </w:t>
+      </w:r>
+      <w:proofErr w:type="spellStart"/>
+      <w:r>
+        <w:rPr>
+          <w:rFonts w:ascii="Courier New" w:hAnsi="Courier New" w:cs="Courier New"/>
+        </w:rPr>
+        <w:t>right_child</w:t>
+      </w:r>
+      <w:proofErr w:type="spellEnd"/>
+    </w:p>
+    <w:p>
+      <w:pPr>
+        <w:pStyle w:val="PlainText"/>
+        <w:rPr>
+          <w:rFonts w:ascii="Courier New" w:hAnsi="Courier New" w:cs="Courier New"/>
+        </w:rPr>
+      </w:pPr>
+      <w:r>
+        <w:rPr>
+          <w:rFonts w:ascii="Courier New" w:hAnsi="Courier New" w:cs="Courier New"/>
+        </w:rPr>
+        <w:t>Insertion in Tree:</w:t>
+      </w:r>
+    </w:p>
+    <w:p>
+      <w:pPr>
+        <w:pStyle w:val="PlainText"/>
+        <w:rPr>
+          <w:rFonts w:ascii="Courier New" w:hAnsi="Courier New" w:cs="Courier New"/>
+        </w:rPr>
+      </w:pPr>
+      <w:r>
+        <w:rPr>
+          <w:rFonts w:ascii="Courier New" w:hAnsi="Courier New" w:cs="Courier New"/>
+        </w:rPr>
+        <w:t xml:space="preserve">    If the left child node exists, replace that node with the new node</w:t>
+      </w:r>
+    </w:p>
+    <w:p>
+      <w:pPr>
+        <w:pStyle w:val="PlainText"/>
+        <w:rPr>
+          <w:rFonts w:ascii="Courier New" w:hAnsi="Courier New" w:cs="Courier New"/>
+        </w:rPr>
+      </w:pPr>
+      <w:r>
+        <w:rPr>
+          <w:rFonts w:ascii="Courier New" w:hAnsi="Courier New" w:cs="Courier New"/>
+        </w:rPr>
+        <w:t xml:space="preserve">    Add the existing left child node as the new node's left child node</w:t>
+      </w:r>
+    </w:p>
+    <w:p>
+      <w:pPr>
+        <w:pStyle w:val="PlainText"/>
+        <w:rPr>
+          <w:rFonts w:ascii="Courier New" w:hAnsi="Courier New" w:cs="Courier New"/>
+        </w:rPr>
+      </w:pPr>
+    </w:p>
+    <w:p>
+      <w:pPr>
+        <w:pStyle w:val="PlainText"/>
+        <w:rPr>
+          <w:rFonts w:ascii="Courier New" w:hAnsi="Courier New" w:cs="Courier New"/>
+        </w:rPr>
+      </w:pPr>
+      <w:r>
+        <w:rPr>
+          <w:rFonts w:ascii="Courier New" w:hAnsi="Courier New" w:cs="Courier New"/>
+        </w:rPr>
+        <w:t>Traversal in Tree:</w:t>
+      </w:r>
+    </w:p>
+    <w:p>
+      <w:pPr>
+        <w:pStyle w:val="PlainText"/>
+        <w:rPr>
+          <w:rFonts w:ascii="Courier New" w:hAnsi="Courier New" w:cs="Courier New"/>
+        </w:rPr>
+      </w:pPr>
+      <w:r>
+        <w:rPr>
+          <w:rFonts w:ascii="Courier New" w:hAnsi="Courier New" w:cs="Courier New"/>
+        </w:rPr>
+        <w:t xml:space="preserve">    Depth first Search, Breadth first Search</w:t>
+      </w:r>
+    </w:p>
+    <w:p>
+      <w:pPr>
+        <w:pStyle w:val="PlainText"/>
+        <w:rPr>
+          <w:rFonts w:ascii="Courier New" w:hAnsi="Courier New" w:cs="Courier New"/>
+        </w:rPr>
+      </w:pPr>
+      <w:r>
+        <w:rPr>
+          <w:rFonts w:ascii="Courier New" w:hAnsi="Courier New" w:cs="Courier New"/>
+        </w:rPr>
+        <w:t xml:space="preserve">    Depth first - First search path: Go to the end of the leaf(</w:t>
+      </w:r>
+      <w:proofErr w:type="spellStart"/>
+      <w:r>
+        <w:rPr>
+          <w:rFonts w:ascii="Courier New" w:hAnsi="Courier New" w:cs="Courier New"/>
+        </w:rPr>
+        <w:t>i.e.,depth</w:t>
+      </w:r>
+      <w:proofErr w:type="spellEnd"/>
+      <w:r>
+        <w:rPr>
+          <w:rFonts w:ascii="Courier New" w:hAnsi="Courier New" w:cs="Courier New"/>
+        </w:rPr>
+        <w:t>) and then backtrack and search</w:t>
+      </w:r>
+    </w:p>
+    <w:p>
+      <w:pPr>
+        <w:pStyle w:val="PlainText"/>
+        <w:rPr>
+          <w:rFonts w:ascii="Courier New" w:hAnsi="Courier New" w:cs="Courier New"/>
+        </w:rPr>
+      </w:pPr>
+      <w:r>
+        <w:rPr>
+          <w:rFonts w:ascii="Courier New" w:hAnsi="Courier New" w:cs="Courier New"/>
+        </w:rPr>
+        <w:lastRenderedPageBreak/>
+        <w:t xml:space="preserve">    Breadth first - First search path: Check the neighbours(</w:t>
+      </w:r>
+      <w:r>
+        <w:rPr>
+          <w:rFonts w:ascii="Courier New" w:hAnsi="Courier New" w:cs="Courier New"/>
+        </w:rPr>
+        <w:t>i.e., breadth</w:t>
+      </w:r>
+      <w:r>
+        <w:rPr>
+          <w:rFonts w:ascii="Courier New" w:hAnsi="Courier New" w:cs="Courier New"/>
+        </w:rPr>
+        <w:t>) and then search the depth</w:t>
+      </w:r>
+    </w:p>
+    <w:p>
+      <w:pPr>
+        <w:pStyle w:val="PlainText"/>
+        <w:rPr>
+          <w:rFonts w:ascii="Courier New" w:hAnsi="Courier New" w:cs="Courier New"/>
+        </w:rPr>
+      </w:pPr>
+    </w:p>
+    <w:p>
+      <w:pPr>
+        <w:pStyle w:val="PlainText"/>
+        <w:rPr>
+          <w:rFonts w:ascii="Courier New" w:hAnsi="Courier New" w:cs="Courier New"/>
+        </w:rPr>
+      </w:pPr>
+      <w:r>
+        <w:rPr>
+          <w:rFonts w:ascii="Courier New" w:hAnsi="Courier New" w:cs="Courier New"/>
+        </w:rPr>
+        <w:t xml:space="preserve">    Pre-order   = Node, left child, right child</w:t>
+      </w:r>
+    </w:p>
+    <w:p>
+      <w:pPr>
+        <w:pStyle w:val="PlainText"/>
+        <w:rPr>
+          <w:rFonts w:ascii="Courier New" w:hAnsi="Courier New" w:cs="Courier New"/>
+        </w:rPr>
+      </w:pPr>
+      <w:r>
+        <w:rPr>
+          <w:rFonts w:ascii="Courier New" w:hAnsi="Courier New" w:cs="Courier New"/>
+        </w:rPr>
+        <w:t xml:space="preserve">    In-order    = left child, Node, right child</w:t>
+      </w:r>
+    </w:p>
+    <w:p>
+      <w:pPr>
+        <w:pStyle w:val="PlainText"/>
+        <w:rPr>
+          <w:rFonts w:ascii="Courier New" w:hAnsi="Courier New" w:cs="Courier New"/>
+        </w:rPr>
+      </w:pPr>
+      <w:r>
+        <w:rPr>
+          <w:rFonts w:ascii="Courier New" w:hAnsi="Courier New" w:cs="Courier New"/>
+        </w:rPr>
+        <w:t xml:space="preserve">    Post-order  = left child, right child, Node</w:t>
+      </w:r>
+    </w:p>
+    <w:p>
+      <w:pPr>
+        <w:pStyle w:val="PlainText"/>
+        <w:rPr>
+          <w:rFonts w:ascii="Courier New" w:hAnsi="Courier New" w:cs="Courier New"/>
+        </w:rPr>
+      </w:pPr>
+    </w:p>
+    <w:p>
+      <w:pPr>
+        <w:pStyle w:val="PlainText"/>
+        <w:rPr>
+          <w:rFonts w:ascii="Courier New" w:hAnsi="Courier New" w:cs="Courier New"/>
+        </w:rPr>
+      </w:pPr>
+      <w:r>
+        <w:rPr>
+          <w:rFonts w:ascii="Courier New" w:hAnsi="Courier New" w:cs="Courier New"/>
+        </w:rPr>
+        <w:t xml:space="preserve">    Always remember the Order is </w:t>
+      </w:r>
+      <w:proofErr w:type="spellStart"/>
+      <w:r>
+        <w:rPr>
+          <w:rFonts w:ascii="Courier New" w:hAnsi="Courier New" w:cs="Courier New"/>
+        </w:rPr>
+        <w:t>wrto</w:t>
+      </w:r>
+      <w:proofErr w:type="spellEnd"/>
+      <w:r>
+        <w:rPr>
+          <w:rFonts w:ascii="Courier New" w:hAnsi="Courier New" w:cs="Courier New"/>
+        </w:rPr>
+        <w:t xml:space="preserve"> Node</w:t>
+      </w:r>
+    </w:p>
+    <w:p>
+      <w:pPr>
+        <w:pStyle w:val="PlainText"/>
+        <w:rPr>
+          <w:rFonts w:ascii="Courier New" w:hAnsi="Courier New" w:cs="Courier New"/>
+        </w:rPr>
+      </w:pPr>
+    </w:p>
+    <w:p>
+      <w:pPr>
+        <w:pStyle w:val="PlainText"/>
+        <w:rPr>
+          <w:rFonts w:ascii="Courier New" w:hAnsi="Courier New" w:cs="Courier New"/>
+        </w:rPr>
+      </w:pPr>
+      <w:r>
+        <w:rPr>
+          <w:rFonts w:ascii="Courier New" w:hAnsi="Courier New" w:cs="Courier New"/>
+        </w:rPr>
+        <w:t xml:space="preserve">    All the above are Depth first searches. Level order is breadth first.</w:t>
+      </w:r>
+    </w:p>
+    <w:p>
+      <w:pPr>
+        <w:pStyle w:val="PlainText"/>
+        <w:rPr>
+          <w:rFonts w:ascii="Courier New" w:hAnsi="Courier New" w:cs="Courier New"/>
+        </w:rPr>
+      </w:pPr>
+      <w:r>
+        <w:rPr>
+          <w:rFonts w:ascii="Courier New" w:hAnsi="Courier New" w:cs="Courier New"/>
+        </w:rPr>
+        <w:t xml:space="preserve">    Level order traversal - Breadth first traversal - Cover the nodes along the breadth first, then go to next level</w:t>
+      </w:r>
+    </w:p>
+    <w:p>
+      <w:pPr>
+        <w:pStyle w:val="PlainText"/>
+        <w:rPr>
+          <w:rFonts w:ascii="Courier New" w:hAnsi="Courier New" w:cs="Courier New"/>
+        </w:rPr>
+      </w:pPr>
+      <w:r>
+        <w:rPr>
+          <w:rFonts w:ascii="Courier New" w:hAnsi="Courier New" w:cs="Courier New"/>
+        </w:rPr>
+        <w:t xml:space="preserve">    Uses of traversals:</w:t>
+      </w:r>
+    </w:p>
+    <w:p>
+      <w:pPr>
+        <w:pStyle w:val="PlainText"/>
+        <w:rPr>
+          <w:rFonts w:ascii="Courier New" w:hAnsi="Courier New" w:cs="Courier New"/>
+        </w:rPr>
+      </w:pPr>
+      <w:r>
+        <w:rPr>
+          <w:rFonts w:ascii="Courier New" w:hAnsi="Courier New" w:cs="Courier New"/>
+        </w:rPr>
+        <w:t xml:space="preserve">    Pre-order:  To create a copy of a tree.</w:t>
+      </w:r>
+    </w:p>
+    <w:p>
+      <w:pPr>
+        <w:pStyle w:val="PlainText"/>
+        <w:rPr>
+          <w:rFonts w:ascii="Courier New" w:hAnsi="Courier New" w:cs="Courier New"/>
+        </w:rPr>
+      </w:pPr>
+      <w:r>
+        <w:rPr>
+          <w:rFonts w:ascii="Courier New" w:hAnsi="Courier New" w:cs="Courier New"/>
+        </w:rPr>
+        <w:t xml:space="preserve">    In-order:   To get values in non-decreasing order in a BST</w:t>
+      </w:r>
+    </w:p>
+    <w:p>
+      <w:pPr>
+        <w:pStyle w:val="PlainText"/>
+        <w:rPr>
+          <w:rFonts w:ascii="Courier New" w:hAnsi="Courier New" w:cs="Courier New"/>
+        </w:rPr>
+      </w:pPr>
+      <w:r>
+        <w:rPr>
+          <w:rFonts w:ascii="Courier New" w:hAnsi="Courier New" w:cs="Courier New"/>
+        </w:rPr>
+        <w:t xml:space="preserve">    Post-order: To delete a tree from leaf to root</w:t>
+      </w:r>
+    </w:p>
+    <w:p>
+      <w:pPr>
+        <w:pStyle w:val="PlainText"/>
+        <w:rPr>
+          <w:rFonts w:ascii="Courier New" w:hAnsi="Courier New" w:cs="Courier New"/>
+        </w:rPr>
+      </w:pPr>
+      <w:r>
+        <w:rPr>
+          <w:rFonts w:ascii="Courier New" w:hAnsi="Courier New" w:cs="Courier New"/>
+        </w:rPr>
+        <w:t>When to use each data structure:</w:t>
+      </w:r>
+    </w:p>
+    <w:p>
+      <w:pPr>
+        <w:pStyle w:val="PlainText"/>
+        <w:rPr>
+          <w:rFonts w:ascii="Courier New" w:hAnsi="Courier New" w:cs="Courier New"/>
+        </w:rPr>
+      </w:pPr>
+      <w:r>
+        <w:rPr>
+          <w:rFonts w:ascii="Courier New" w:hAnsi="Courier New" w:cs="Courier New"/>
+        </w:rPr>
+        <w:t>You only have a few (2-3) fields:</w:t>
+      </w:r>
+    </w:p>
+    <w:p>
+      <w:pPr>
+        <w:pStyle w:val="PlainText"/>
+        <w:rPr>
+          <w:rFonts w:ascii="Courier New" w:hAnsi="Courier New" w:cs="Courier New"/>
+        </w:rPr>
+      </w:pPr>
+      <w:r>
+        <w:rPr>
+          <w:rFonts w:ascii="Courier New" w:hAnsi="Courier New" w:cs="Courier New"/>
+        </w:rPr>
+        <w:t>plain tuple</w:t>
+      </w:r>
+    </w:p>
+    <w:p>
+      <w:pPr>
+        <w:pStyle w:val="PlainText"/>
+        <w:rPr>
+          <w:rFonts w:ascii="Courier New" w:hAnsi="Courier New" w:cs="Courier New"/>
+        </w:rPr>
+      </w:pPr>
+      <w:r>
+        <w:rPr>
+          <w:rFonts w:ascii="Courier New" w:hAnsi="Courier New" w:cs="Courier New"/>
+        </w:rPr>
+        <w:t>Immutable fields:</w:t>
+      </w:r>
+    </w:p>
+    <w:p>
+      <w:pPr>
+        <w:pStyle w:val="PlainText"/>
+        <w:rPr>
+          <w:rFonts w:ascii="Courier New" w:hAnsi="Courier New" w:cs="Courier New"/>
+        </w:rPr>
+      </w:pPr>
+      <w:r>
+        <w:rPr>
+          <w:rFonts w:ascii="Courier New" w:hAnsi="Courier New" w:cs="Courier New"/>
+        </w:rPr>
+        <w:t xml:space="preserve">plain tuples, </w:t>
+      </w:r>
+      <w:proofErr w:type="spellStart"/>
+      <w:r>
+        <w:rPr>
+          <w:rFonts w:ascii="Courier New" w:hAnsi="Courier New" w:cs="Courier New"/>
+        </w:rPr>
+        <w:t>collections.namedtuple</w:t>
+      </w:r>
+      <w:proofErr w:type="spellEnd"/>
+      <w:r>
+        <w:rPr>
+          <w:rFonts w:ascii="Courier New" w:hAnsi="Courier New" w:cs="Courier New"/>
+        </w:rPr>
+        <w:t xml:space="preserve">, </w:t>
+      </w:r>
+      <w:proofErr w:type="spellStart"/>
+      <w:r>
+        <w:rPr>
+          <w:rFonts w:ascii="Courier New" w:hAnsi="Courier New" w:cs="Courier New"/>
+        </w:rPr>
+        <w:t>typing.NamedTuple</w:t>
+      </w:r>
+      <w:proofErr w:type="spellEnd"/>
+    </w:p>
+    <w:p>
+      <w:pPr>
+        <w:pStyle w:val="PlainText"/>
+        <w:rPr>
+          <w:rFonts w:ascii="Courier New" w:hAnsi="Courier New" w:cs="Courier New"/>
+        </w:rPr>
+      </w:pPr>
+      <w:r>
+        <w:rPr>
+          <w:rFonts w:ascii="Courier New" w:hAnsi="Courier New" w:cs="Courier New"/>
+        </w:rPr>
+        <w:t>You need to lock down field names to avoid typos:</w:t>
+      </w:r>
+    </w:p>
+    <w:p>
+      <w:pPr>
+        <w:pStyle w:val="PlainText"/>
+        <w:rPr>
+          <w:rFonts w:ascii="Courier New" w:hAnsi="Courier New" w:cs="Courier New"/>
+        </w:rPr>
+      </w:pPr>
+      <w:proofErr w:type="spellStart"/>
+      <w:r>
+        <w:rPr>
+          <w:rFonts w:ascii="Courier New" w:hAnsi="Courier New" w:cs="Courier New"/>
+        </w:rPr>
+        <w:t>collections.namedtuple</w:t>
+      </w:r>
+      <w:proofErr w:type="spellEnd"/>
+      <w:r>
+        <w:rPr>
+          <w:rFonts w:ascii="Courier New" w:hAnsi="Courier New" w:cs="Courier New"/>
+        </w:rPr>
+        <w:t xml:space="preserve"> and </w:t>
+      </w:r>
+      <w:proofErr w:type="spellStart"/>
+      <w:r>
+        <w:rPr>
+          <w:rFonts w:ascii="Courier New" w:hAnsi="Courier New" w:cs="Courier New"/>
+        </w:rPr>
+        <w:t>typing.NamedTuple</w:t>
+      </w:r>
+      <w:proofErr w:type="spellEnd"/>
+    </w:p>
+    <w:p>
+      <w:pPr>
+        <w:pStyle w:val="PlainText"/>
+        <w:rPr>
+          <w:rFonts w:ascii="Courier New" w:hAnsi="Courier New" w:cs="Courier New"/>
+        </w:rPr>
+      </w:pPr>
+      <w:r>
+        <w:rPr>
+          <w:rFonts w:ascii="Courier New" w:hAnsi="Courier New" w:cs="Courier New"/>
+        </w:rPr>
+        <w:t>You want to keep things simple: A plain dictionary object</w:t>
+      </w:r>
+    </w:p>
+    <w:p>
+      <w:pPr>
+        <w:pStyle w:val="PlainText"/>
+        <w:rPr>
+          <w:rFonts w:ascii="Courier New" w:hAnsi="Courier New" w:cs="Courier New"/>
+        </w:rPr>
+      </w:pPr>
+      <w:r>
+        <w:rPr>
+          <w:rFonts w:ascii="Courier New" w:hAnsi="Courier New" w:cs="Courier New"/>
+        </w:rPr>
+        <w:t>You need full control over your data structure:</w:t>
+      </w:r>
+    </w:p>
+    <w:p>
+      <w:pPr>
+        <w:pStyle w:val="PlainText"/>
+        <w:rPr>
+          <w:rFonts w:ascii="Courier New" w:hAnsi="Courier New" w:cs="Courier New"/>
+        </w:rPr>
+      </w:pPr>
+      <w:r>
+        <w:rPr>
+          <w:rFonts w:ascii="Courier New" w:hAnsi="Courier New" w:cs="Courier New"/>
+        </w:rPr>
+        <w:t>custom class with @property setters and getters.</w:t>
+      </w:r>
+    </w:p>
+    <w:p>
+      <w:pPr>
+        <w:pStyle w:val="PlainText"/>
+        <w:rPr>
+          <w:rFonts w:ascii="Courier New" w:hAnsi="Courier New" w:cs="Courier New"/>
+        </w:rPr>
+      </w:pPr>
+      <w:r>
+        <w:rPr>
+          <w:rFonts w:ascii="Courier New" w:hAnsi="Courier New" w:cs="Courier New"/>
+        </w:rPr>
+        <w:t xml:space="preserve">You need to add </w:t>
+      </w:r>
+      <w:r>
+        <w:rPr>
+          <w:rFonts w:ascii="Courier New" w:hAnsi="Courier New" w:cs="Courier New"/>
+        </w:rPr>
+        <w:t>behaviour</w:t>
+      </w:r>
+      <w:r>
+        <w:rPr>
+          <w:rFonts w:ascii="Courier New" w:hAnsi="Courier New" w:cs="Courier New"/>
+        </w:rPr>
+        <w:t xml:space="preserve"> (methods) to the object:</w:t>
+      </w:r>
+    </w:p>
+    <w:p>
+      <w:pPr>
+        <w:pStyle w:val="PlainText"/>
+        <w:rPr>
+          <w:rFonts w:ascii="Courier New" w:hAnsi="Courier New" w:cs="Courier New"/>
+        </w:rPr>
+      </w:pPr>
+      <w:r>
+        <w:rPr>
+          <w:rFonts w:ascii="Courier New" w:hAnsi="Courier New" w:cs="Courier New"/>
+        </w:rPr>
+        <w:t>custom class</w:t>
+      </w:r>
+    </w:p>
+    <w:p>
+      <w:pPr>
+        <w:pStyle w:val="PlainText"/>
+        <w:rPr>
+          <w:rFonts w:ascii="Courier New" w:hAnsi="Courier New" w:cs="Courier New"/>
+        </w:rPr>
+      </w:pPr>
+      <w:r>
+        <w:rPr>
+          <w:rFonts w:ascii="Courier New" w:hAnsi="Courier New" w:cs="Courier New"/>
+        </w:rPr>
+        <w:t>You need to pack data tightly to serialize it to disk or send it over:</w:t>
+      </w:r>
+    </w:p>
+    <w:p>
+      <w:pPr>
+        <w:pStyle w:val="PlainText"/>
+        <w:rPr>
+          <w:rFonts w:ascii="Courier New" w:hAnsi="Courier New" w:cs="Courier New"/>
+        </w:rPr>
+      </w:pPr>
+      <w:r>
+        <w:rPr>
+          <w:rFonts w:ascii="Courier New" w:hAnsi="Courier New" w:cs="Courier New"/>
+        </w:rPr>
+        <w:t xml:space="preserve"> the network: </w:t>
+      </w:r>
+      <w:proofErr w:type="spellStart"/>
+      <w:r>
+        <w:rPr>
+          <w:rFonts w:ascii="Courier New" w:hAnsi="Courier New" w:cs="Courier New"/>
+        </w:rPr>
+        <w:t>struct.Struct</w:t>
+      </w:r>
+      <w:proofErr w:type="spellEnd"/>
+      <w:r>
+        <w:rPr>
+          <w:rFonts w:ascii="Courier New" w:hAnsi="Courier New" w:cs="Courier New"/>
+        </w:rPr>
+        <w:t>.</w:t>
+      </w:r>
+    </w:p>
+    <w:p>
+      <w:pPr>
+        <w:pStyle w:val="PlainText"/>
+        <w:rPr>
+          <w:rFonts w:ascii="Courier New" w:hAnsi="Courier New" w:cs="Courier New"/>
+        </w:rPr>
+      </w:pPr>
+    </w:p>
+    <w:p>
+      <w:pPr>
+        <w:pStyle w:val="PlainText"/>
+        <w:rPr>
+          <w:rFonts w:ascii="Courier New" w:hAnsi="Courier New" w:cs="Courier New"/>
+        </w:rPr>
+      </w:pPr>
+    </w:p>
+    <w:p>
+      <w:pPr>
+        <w:pStyle w:val="PlainText"/>
+        <w:rPr>
+          <w:rFonts w:ascii="Courier New" w:hAnsi="Courier New" w:cs="Courier New"/>
+        </w:rPr>
+      </w:pPr>
+      <w:r>
+        <w:rPr>
+          <w:rFonts w:ascii="Courier New" w:hAnsi="Courier New" w:cs="Courier New"/>
+        </w:rPr>
+        <w:t>BFS vs DFS:</w:t>
+      </w:r>
+    </w:p>
+    <w:p>
+      <w:pPr>
+        <w:pStyle w:val="PlainText"/>
+        <w:rPr>
+          <w:rFonts w:ascii="Courier New" w:hAnsi="Courier New" w:cs="Courier New"/>
+        </w:rPr>
+      </w:pPr>
+    </w:p>
+    <w:p>
+      <w:pPr>
+        <w:pStyle w:val="PlainText"/>
+        <w:rPr>
+          <w:rFonts w:ascii="Courier New" w:hAnsi="Courier New" w:cs="Courier New"/>
+        </w:rPr>
+      </w:pPr>
+    </w:p>
+    <w:tbl>
+      <w:tblPr>
+        <w:tblStyle w:val="TableGrid"/>
+        <w:tblW w:w="0" w:type="auto"/>
+        <w:tblLook w:val="04A0" w:firstRow="1" w:lastRow="0" w:firstColumn="1" w:lastColumn="0" w:noHBand="0" w:noVBand="1"/>
+      </w:tblPr>
+      <w:tblGrid>
+        <w:gridCol w:w="4613"/>
+        <w:gridCol w:w="4614"/>
+      </w:tblGrid>
+      <w:tr>
+        <w:tc>
+          <w:tcPr>
+            <w:tcW w:w="4613" w:type="dxa"/>
+          </w:tcPr>
+          <w:p>
+            <w:pPr>
+              <w:pStyle w:val="PlainText"/>
+              <w:rPr>
+                <w:rFonts w:ascii="Courier New" w:hAnsi="Courier New" w:cs="Courier New"/>
+              </w:rPr>
+            </w:pPr>
+            <w:r>
+              <w:rPr>
+                <w:rFonts w:ascii="Courier New" w:hAnsi="Courier New" w:cs="Courier New"/>
+              </w:rPr>
+              <w:t>BFS</w:t>
+            </w:r>
+          </w:p>
+        </w:tc>
+        <w:tc>
+          <w:tcPr>
+            <w:tcW w:w="4614" w:type="dxa"/>
+          </w:tcPr>
+          <w:p>
+            <w:pPr>
+              <w:pStyle w:val="PlainText"/>
+              <w:rPr>
+                <w:rFonts w:ascii="Courier New" w:hAnsi="Courier New" w:cs="Courier New"/>
+              </w:rPr>
+            </w:pPr>
+            <w:r>
+              <w:rPr>
+                <w:rFonts w:ascii="Courier New" w:hAnsi="Courier New" w:cs="Courier New"/>
+              </w:rPr>
+              <w:t>DFS</w:t>
+            </w:r>
+          </w:p>
+        </w:tc>
+      </w:tr>
+      <w:tr>
+        <w:tc>
+          <w:tcPr>
+            <w:tcW w:w="4613" w:type="dxa"/>
+          </w:tcPr>
+          <w:p>
+            <w:pPr>
+              <w:pStyle w:val="PlainText"/>
+              <w:rPr>
+                <w:rFonts w:ascii="Courier New" w:hAnsi="Courier New" w:cs="Courier New"/>
+              </w:rPr>
+            </w:pPr>
+            <w:r>
+              <w:rPr>
+                <w:rFonts w:ascii="Courier New" w:hAnsi="Courier New" w:cs="Courier New"/>
+              </w:rPr>
+              <w:t>Uses Queue(FIFO)</w:t>
+            </w:r>
+          </w:p>
+        </w:tc>
+        <w:tc>
+          <w:tcPr>
+            <w:tcW w:w="4614" w:type="dxa"/>
+          </w:tcPr>
+          <w:p>
+            <w:pPr>
+              <w:pStyle w:val="PlainText"/>
+              <w:rPr>
+                <w:rFonts w:ascii="Courier New" w:hAnsi="Courier New" w:cs="Courier New"/>
+              </w:rPr>
+            </w:pPr>
+            <w:r>
+              <w:rPr>
+                <w:rFonts w:ascii="Courier New" w:hAnsi="Courier New" w:cs="Courier New"/>
+              </w:rPr>
+              <w:t>Uses Stack</w:t>
+            </w:r>
+          </w:p>
+        </w:tc>
+      </w:tr>
+      <w:tr>
+        <w:tc>
+          <w:tcPr>
+            <w:tcW w:w="4613" w:type="dxa"/>
+          </w:tcPr>
+          <w:p>
+            <w:pPr>
+              <w:pStyle w:val="PlainText"/>
+              <w:rPr>
+                <w:rFonts w:ascii="Courier New" w:hAnsi="Courier New" w:cs="Courier New"/>
+              </w:rPr>
+            </w:pPr>
+            <w:r>
+              <w:rPr>
+                <w:rFonts w:ascii="Courier New" w:hAnsi="Courier New" w:cs="Courier New"/>
+              </w:rPr>
+              <w:t xml:space="preserve">Level by level </w:t>
+            </w:r>
+          </w:p>
+        </w:tc>
+        <w:tc>
+          <w:tcPr>
+            <w:tcW w:w="4614" w:type="dxa"/>
+          </w:tcPr>
+          <w:p>
+            <w:pPr>
+              <w:pStyle w:val="PlainText"/>
+              <w:rPr>
+                <w:rFonts w:ascii="Courier New" w:hAnsi="Courier New" w:cs="Courier New"/>
+              </w:rPr>
+            </w:pPr>
+            <w:r>
+              <w:rPr>
+                <w:rFonts w:ascii="Courier New" w:hAnsi="Courier New" w:cs="Courier New"/>
+              </w:rPr>
+              <w:t>Subtree by subtree(go to the depth first)</w:t>
+            </w:r>
+          </w:p>
+        </w:tc>
+      </w:tr>
+      <w:tr>
+        <w:tc>
+          <w:tcPr>
+            <w:tcW w:w="4613" w:type="dxa"/>
+          </w:tcPr>
+          <w:p>
+            <w:pPr>
+              <w:pStyle w:val="PlainText"/>
+              <w:rPr>
+                <w:rFonts w:ascii="Courier New" w:hAnsi="Courier New" w:cs="Courier New"/>
+              </w:rPr>
+            </w:pPr>
+          </w:p>
+        </w:tc>
+        <w:tc>
+          <w:tcPr>
+            <w:tcW w:w="4614" w:type="dxa"/>
+          </w:tcPr>
+          <w:p>
+            <w:pPr>
+              <w:pStyle w:val="PlainText"/>
+              <w:rPr>
+                <w:rFonts w:ascii="Courier New" w:hAnsi="Courier New" w:cs="Courier New"/>
+              </w:rPr>
+            </w:pPr>
+          </w:p>
+        </w:tc>
+      </w:tr>
+    </w:tbl>
+    <w:p>
+      <w:pPr>
+        <w:pStyle w:val="PlainText"/>
+        <w:rPr>
+          <w:rFonts w:ascii="Courier New" w:hAnsi="Courier New" w:cs="Courier New"/>
+        </w:rPr>
+      </w:pPr>
+    </w:p>
+    <w:p>
+      <w:pPr>
+        <w:pStyle w:val="PlainText"/>
+        <w:rPr>
+          <w:rFonts w:ascii="Courier New" w:hAnsi="Courier New" w:cs="Courier New"/>
+        </w:rPr>
+      </w:pPr>
+    </w:p>
+    <w:p>
+      <w:pPr>
+        <w:pStyle w:val="PlainText"/>
+        <w:rPr>
+          <w:rFonts w:ascii="Courier New" w:hAnsi="Courier New" w:cs="Courier New"/>
+        </w:rPr>
+      </w:pPr>
+    </w:p>
+    <w:p>
+      <w:pPr>
+        <w:pStyle w:val="PlainText"/>
+        <w:rPr>
+          <w:rFonts w:ascii="Courier New" w:hAnsi="Courier New" w:cs="Courier New"/>
+        </w:rPr>
+      </w:pPr>
+      <w:r>
+        <w:rPr>
+          <w:rFonts w:ascii="Courier New" w:hAnsi="Courier New" w:cs="Courier New"/>
+        </w:rPr>
+        <w:t>Useful URLS:</w:t>
+      </w:r>
+    </w:p>
+    <w:p>
+      <w:pPr>
+        <w:pStyle w:val="PlainText"/>
+        <w:rPr>
+          <w:rFonts w:ascii="Courier New" w:hAnsi="Courier New" w:cs="Courier New"/>
+        </w:rPr>
+      </w:pPr>
+      <w:r>
+        <w:rPr>
+          <w:rFonts w:ascii="Courier New" w:hAnsi="Courier New" w:cs="Courier New"/>
+        </w:rPr>
+        <w:t>https://www.freecodecamp.org/news/the-codeless-guide-to-hash/</w:t>
+      </w:r>
+    </w:p>
+    <w:p>
+      <w:pPr>
+        <w:pStyle w:val="PlainText"/>
+        <w:rPr>
+          <w:rFonts w:ascii="Courier New" w:hAnsi="Courier New" w:cs="Courier New"/>
+        </w:rPr>
+      </w:pPr>
+      <w:r>
+        <w:rPr>
+          <w:rFonts w:ascii="Courier New" w:hAnsi="Courier New" w:cs="Courier New"/>
+        </w:rPr>
+        <w:t>https://www.freecodecamp.org/news/all-you-need-to-know-about-tree-data-structures-bceacb85490c/</w:t>
+      </w:r>
+    </w:p>
+    <w:p>
+      <w:pPr>
+        <w:pStyle w:val="PlainText"/>
+        <w:rPr>
+          <w:rFonts w:ascii="Courier New" w:hAnsi="Courier New" w:cs="Courier New"/>
+        </w:rPr>
+      </w:pPr>
+      <w:r>
+        <w:rPr>
+          <w:rFonts w:ascii="Courier New" w:hAnsi="Courier New" w:cs="Courier New"/>
+        </w:rPr>
+        <w:t>https://www.bigocheatsheet.com/</w:t>
+      </w:r>
+    </w:p>
+    <w:p>
+      <w:pPr>
+        <w:pStyle w:val="PlainText"/>
+        <w:rPr>
+          <w:rFonts w:ascii="Courier New" w:hAnsi="Courier New" w:cs="Courier New"/>
+        </w:rPr>
+      </w:pPr>
+      <w:r>
+        <w:rPr>
+          <w:rFonts w:ascii="Courier New" w:hAnsi="Courier New" w:cs="Courier New"/>
+        </w:rPr>
+        <w:t>https://www.ics.uci.edu/~pattis/ICS-33/lectures/complexitypython.txt</w:t>
+      </w:r>
+    </w:p>
+    <w:p>
+      <w:pPr>
+        <w:pStyle w:val="PlainText"/>
+        <w:rPr>
+          <w:rFonts w:ascii="Courier New" w:hAnsi="Courier New" w:cs="Courier New"/>
+        </w:rPr>
+      </w:pPr>
     </w:p>
     <w:p>
       <w:pPr>
@@ -1005,6 +5199,7 @@
         <w:rPr>
           <w:rFonts w:ascii="Courier New" w:hAnsi="Courier New" w:cs="Courier New"/>
         </w:rPr>
+        <w:lastRenderedPageBreak/>
         <w:t>https://massivealgorithms.blogspot.com/search/label/LeetCode</w:t>
       </w:r>
     </w:p>
@@ -1069,7 +5264,6 @@
         <w:rPr>
           <w:rFonts w:ascii="Courier New" w:hAnsi="Courier New" w:cs="Courier New"/>
         </w:rPr>
-        <w:lastRenderedPageBreak/>
         <w:t>https://doc.lagout.org/science/0_Computer%20Science/2_Algorithms/Essential%20Algorithms_%20A%20Practical%20Approach%20to%20Computer%20Algorithms%20%5BStephens%202013-08-12%5D.pdf</w:t>
       </w:r>
     </w:p>
@@ -1712,6 +5906,22 @@
       <w:szCs w:val="32"/>
     </w:rPr>
   </w:style>
+  <w:style w:type="table" w:styleId="TableGrid">
+    <w:name w:val="Table Grid"/>
+    <w:basedOn w:val="TableNormal"/>
+    <w:uiPriority w:val="39"/>
+    <w:rsid w:val="005A67FF"/>
+    <w:tblPr>
+      <w:tblBorders>
+        <w:top w:val="single" w:sz="4" w:space="0" w:color="auto"/>
+        <w:left w:val="single" w:sz="4" w:space="0" w:color="auto"/>
+        <w:bottom w:val="single" w:sz="4" w:space="0" w:color="auto"/>
+        <w:right w:val="single" w:sz="4" w:space="0" w:color="auto"/>
+        <w:insideH w:val="single" w:sz="4" w:space="0" w:color="auto"/>
+        <w:insideV w:val="single" w:sz="4" w:space="0" w:color="auto"/>
+      </w:tblBorders>
+    </w:tblPr>
+  </w:style>
 </w:styles>
 </file>
 
